--- a/report/template/Нефтестройпроект/СПТ/IFL.docx
+++ b/report/template/Нефтестройпроект/СПТ/IFL.docx
@@ -4,6 +4,7 @@
   <w:body>
     <w:p>
       <w:pPr>
+        <w:ind w:left="-993"/>
         <w:jc w:val="right"/>
         <w:rPr>
           <w:rFonts w:cs="Times New Roman"/>
@@ -13,7 +14,13 @@
           <w:lang w:val="ru-RU"/>
         </w:rPr>
       </w:pPr>
-      <w:r>
+      <w:bookmarkStart w:id="0" w:name="_Hlk221027220"/>
+      <w:bookmarkEnd w:id="0"/>
+    </w:p>
+    <w:p>
+      <w:pPr>
+        <w:ind w:left="-993"/>
+        <w:jc w:val="right"/>
         <w:rPr>
           <w:rFonts w:cs="Times New Roman"/>
           <w:b/>
@@ -21,9 +28,12 @@
           <w:szCs w:val="32"/>
           <w:lang w:val="ru-RU"/>
         </w:rPr>
-        <w:t xml:space="preserve">ПРИЛОЖЕНИЕ № </w:t>
-      </w:r>
-      <w:r>
+      </w:pPr>
+    </w:p>
+    <w:p>
+      <w:pPr>
+        <w:ind w:left="-993"/>
+        <w:jc w:val="right"/>
         <w:rPr>
           <w:rFonts w:cs="Times New Roman"/>
           <w:b/>
@@ -31,11 +41,11 @@
           <w:szCs w:val="32"/>
           <w:lang w:val="ru-RU"/>
         </w:rPr>
-        <w:t>2</w:t>
-      </w:r>
+      </w:pPr>
     </w:p>
     <w:p>
       <w:pPr>
+        <w:ind w:left="-993"/>
         <w:jc w:val="right"/>
         <w:rPr>
           <w:rFonts w:cs="Times New Roman"/>
@@ -48,38 +58,1252 @@
     </w:p>
     <w:p>
       <w:pPr>
-        <w:jc w:val="right"/>
-        <w:rPr>
-          <w:rFonts w:cs="Times New Roman"/>
+        <w:tabs>
+          <w:tab w:val="left" w:pos="6728"/>
+        </w:tabs>
+        <w:ind w:left="-993" w:right="-1467"/>
+        <w:jc w:val="center"/>
+        <w:rPr>
           <w:b/>
           <w:sz w:val="32"/>
           <w:szCs w:val="32"/>
           <w:lang w:val="ru-RU"/>
         </w:rPr>
       </w:pPr>
-    </w:p>
-    <w:p>
-      <w:pPr>
-        <w:jc w:val="right"/>
-        <w:rPr>
-          <w:rFonts w:cs="Times New Roman"/>
+      <w:proofErr w:type="gramStart"/>
+      <w:r>
+        <w:rPr>
           <w:b/>
           <w:sz w:val="32"/>
           <w:szCs w:val="32"/>
           <w:lang w:val="ru-RU"/>
         </w:rPr>
-      </w:pPr>
-    </w:p>
-    <w:p>
-      <w:pPr>
-        <w:jc w:val="center"/>
-        <w:rPr>
-          <w:rFonts w:cs="Times New Roman"/>
+        <w:t>{{ PROJECT</w:t>
+      </w:r>
+      <w:proofErr w:type="gramEnd"/>
+      <w:r>
+        <w:rPr>
           <w:b/>
           <w:sz w:val="32"/>
           <w:szCs w:val="32"/>
           <w:lang w:val="ru-RU"/>
         </w:rPr>
+        <w:t>_NAME }}</w:t>
+      </w:r>
+    </w:p>
+    <w:p>
+      <w:pPr>
+        <w:ind w:left="-993"/>
+        <w:jc w:val="right"/>
+        <w:rPr>
+          <w:rFonts w:cs="Times New Roman"/>
+          <w:b/>
+          <w:sz w:val="32"/>
+          <w:szCs w:val="32"/>
+          <w:lang w:val="ru-RU"/>
+        </w:rPr>
+      </w:pPr>
+    </w:p>
+    <w:p>
+      <w:pPr>
+        <w:ind w:left="-993" w:right="-1751"/>
+        <w:jc w:val="center"/>
+        <w:rPr>
+          <w:rFonts w:cs="Times New Roman"/>
+          <w:b/>
+          <w:sz w:val="36"/>
+          <w:szCs w:val="36"/>
+          <w:lang w:val="ru-RU"/>
+        </w:rPr>
+      </w:pPr>
+      <w:r>
+        <w:rPr>
+          <w:b/>
+          <w:sz w:val="32"/>
+          <w:szCs w:val="32"/>
+          <w:lang w:val="ru-RU"/>
+        </w:rPr>
+        <w:t>ПРОЕКТНАЯ ДОКУМЕНТАЦИЯ</w:t>
+      </w:r>
+    </w:p>
+    <w:p>
+      <w:pPr>
+        <w:jc w:val="center"/>
+        <w:rPr>
+          <w:rFonts w:eastAsia="Times New Roman" w:cs="Times New Roman"/>
+          <w:color w:val="FF0000"/>
+          <w:sz w:val="32"/>
+          <w:szCs w:val="32"/>
+          <w:lang w:val="ru-RU" w:eastAsia="ru-RU"/>
+        </w:rPr>
+      </w:pPr>
+      <w:r>
+        <w:rPr>
+          <w:rFonts w:eastAsia="Times New Roman" w:cs="Times New Roman"/>
+          <w:color w:val="FF0000"/>
+          <w:sz w:val="32"/>
+          <w:szCs w:val="32"/>
+          <w:lang w:val="ru-RU" w:eastAsia="ru-RU"/>
+        </w:rPr>
+        <w:t>Раздел 13. Иная документация в случаях, предусмотренных законодательными и иными нормативными правовыми актами Российской Федерации</w:t>
+      </w:r>
+    </w:p>
+    <w:p>
+      <w:pPr>
+        <w:jc w:val="center"/>
+        <w:rPr>
+          <w:rFonts w:eastAsia="Times New Roman" w:cs="Times New Roman"/>
+          <w:color w:val="FF0000"/>
+          <w:sz w:val="32"/>
+          <w:szCs w:val="32"/>
+          <w:lang w:val="ru-RU" w:eastAsia="ru-RU"/>
+        </w:rPr>
+      </w:pPr>
+      <w:r>
+        <w:rPr>
+          <w:rFonts w:eastAsia="Times New Roman" w:cs="Times New Roman"/>
+          <w:color w:val="FF0000"/>
+          <w:sz w:val="32"/>
+          <w:szCs w:val="32"/>
+          <w:lang w:val="ru-RU" w:eastAsia="ru-RU"/>
+        </w:rPr>
+        <w:t>Подраздел 1. Декларация промышленной безопасности</w:t>
+      </w:r>
+    </w:p>
+    <w:p>
+      <w:pPr>
+        <w:jc w:val="center"/>
+        <w:rPr>
+          <w:rFonts w:eastAsia="Times New Roman" w:cs="Times New Roman"/>
+          <w:sz w:val="28"/>
+          <w:szCs w:val="28"/>
+          <w:lang w:val="ru-RU" w:eastAsia="ru-RU"/>
+        </w:rPr>
+      </w:pPr>
+      <w:r>
+        <w:rPr>
+          <w:rFonts w:eastAsia="Times New Roman" w:cs="Times New Roman"/>
+          <w:color w:val="FF0000"/>
+          <w:sz w:val="32"/>
+          <w:szCs w:val="32"/>
+          <w:lang w:val="ru-RU" w:eastAsia="ru-RU"/>
+        </w:rPr>
+        <w:t>Часть 1. Декларация промышленной безопасности</w:t>
+      </w:r>
+    </w:p>
+    <w:p>
+      <w:pPr>
+        <w:jc w:val="center"/>
+        <w:rPr>
+          <w:rFonts w:eastAsia="Times New Roman" w:cs="Times New Roman"/>
+          <w:sz w:val="28"/>
+          <w:szCs w:val="28"/>
+          <w:lang w:val="ru-RU" w:eastAsia="ru-RU"/>
+        </w:rPr>
+      </w:pPr>
+      <w:proofErr w:type="gramStart"/>
+      <w:r>
+        <w:rPr>
+          <w:rFonts w:eastAsia="Times New Roman" w:cs="Times New Roman"/>
+          <w:sz w:val="28"/>
+          <w:szCs w:val="28"/>
+          <w:lang w:val="ru-RU" w:eastAsia="ru-RU"/>
+        </w:rPr>
+        <w:t xml:space="preserve">{{ </w:t>
+      </w:r>
+      <w:r>
+        <w:rPr>
+          <w:rFonts w:eastAsia="Times New Roman" w:cs="Times New Roman"/>
+          <w:sz w:val="28"/>
+          <w:szCs w:val="28"/>
+          <w:lang w:val="ru-RU" w:eastAsia="ru-RU"/>
+        </w:rPr>
+        <w:t>DPB</w:t>
+      </w:r>
+      <w:proofErr w:type="gramEnd"/>
+      <w:r>
+        <w:rPr>
+          <w:rFonts w:eastAsia="Times New Roman" w:cs="Times New Roman"/>
+          <w:sz w:val="28"/>
+          <w:szCs w:val="28"/>
+          <w:lang w:val="ru-RU" w:eastAsia="ru-RU"/>
+        </w:rPr>
+        <w:t>_CODE</w:t>
+      </w:r>
+      <w:r>
+        <w:rPr>
+          <w:rFonts w:eastAsia="Times New Roman" w:cs="Times New Roman"/>
+          <w:sz w:val="28"/>
+          <w:szCs w:val="28"/>
+          <w:lang w:val="ru-RU" w:eastAsia="ru-RU"/>
+        </w:rPr>
+        <w:t xml:space="preserve"> }}</w:t>
+      </w:r>
+      <w:r>
+        <w:rPr>
+          <w:rFonts w:eastAsia="Times New Roman" w:cs="Times New Roman"/>
+          <w:sz w:val="28"/>
+          <w:szCs w:val="28"/>
+          <w:lang w:val="ru-RU" w:eastAsia="ru-RU"/>
+        </w:rPr>
+        <w:t>1</w:t>
+      </w:r>
+    </w:p>
+    <w:p>
+      <w:pPr>
+        <w:jc w:val="center"/>
+        <w:rPr>
+          <w:rFonts w:eastAsia="Times New Roman" w:cs="Times New Roman"/>
+          <w:color w:val="FF0000"/>
+          <w:sz w:val="28"/>
+          <w:szCs w:val="28"/>
+          <w:lang w:val="ru-RU" w:eastAsia="ru-RU"/>
+        </w:rPr>
+      </w:pPr>
+      <w:r>
+        <w:rPr>
+          <w:rFonts w:eastAsia="Times New Roman" w:cs="Times New Roman"/>
+          <w:color w:val="FF0000"/>
+          <w:sz w:val="28"/>
+          <w:szCs w:val="28"/>
+          <w:lang w:val="ru-RU" w:eastAsia="ru-RU"/>
+        </w:rPr>
+        <w:t>Том 13.2</w:t>
+      </w:r>
+    </w:p>
+    <w:p>
+      <w:pPr>
+        <w:spacing w:after="0" w:line="240" w:lineRule="auto"/>
+        <w:ind w:left="5387" w:right="-289"/>
+        <w:rPr>
+          <w:rFonts w:cs="Times New Roman"/>
+          <w:b/>
+          <w:sz w:val="32"/>
+          <w:szCs w:val="32"/>
+          <w:lang w:val="ru-RU"/>
+        </w:rPr>
+        <w:sectPr>
+          <w:footerReference w:type="default" r:id="rId8"/>
+          <w:headerReference w:type="first" r:id="rId9"/>
+          <w:footerReference w:type="first" r:id="rId10"/>
+          <w:pgSz w:w="12240" w:h="15840"/>
+          <w:pgMar w:top="1440" w:right="1800" w:bottom="1440" w:left="1800" w:header="720" w:footer="720" w:gutter="0"/>
+          <w:cols w:space="720"/>
+          <w:titlePg/>
+          <w:docGrid w:linePitch="360"/>
+        </w:sectPr>
+      </w:pPr>
+    </w:p>
+    <w:p>
+      <w:pPr>
+        <w:spacing w:after="0" w:line="240" w:lineRule="auto"/>
+        <w:ind w:left="5387" w:right="-289"/>
+        <w:rPr>
+          <w:rFonts w:cs="Times New Roman"/>
+          <w:b/>
+          <w:sz w:val="32"/>
+          <w:szCs w:val="32"/>
+          <w:lang w:val="ru-RU"/>
+        </w:rPr>
+      </w:pPr>
+    </w:p>
+    <w:p>
+      <w:pPr>
+        <w:spacing w:after="0" w:line="240" w:lineRule="auto"/>
+        <w:ind w:left="5387" w:right="-289"/>
+        <w:rPr>
+          <w:rFonts w:cs="Times New Roman"/>
+          <w:b/>
+          <w:sz w:val="32"/>
+          <w:szCs w:val="32"/>
+          <w:lang w:val="ru-RU"/>
+        </w:rPr>
+      </w:pPr>
+    </w:p>
+    <w:p>
+      <w:pPr>
+        <w:spacing w:after="0" w:line="240" w:lineRule="auto"/>
+        <w:ind w:left="5387" w:right="-289"/>
+        <w:rPr>
+          <w:rFonts w:cs="Times New Roman"/>
+          <w:b/>
+          <w:sz w:val="32"/>
+          <w:szCs w:val="32"/>
+          <w:lang w:val="ru-RU"/>
+        </w:rPr>
+      </w:pPr>
+    </w:p>
+    <w:p>
+      <w:pPr>
+        <w:ind w:left="-993"/>
+        <w:jc w:val="right"/>
+        <w:rPr>
+          <w:rFonts w:cs="Times New Roman"/>
+          <w:b/>
+          <w:sz w:val="32"/>
+          <w:szCs w:val="32"/>
+          <w:lang w:val="ru-RU"/>
+        </w:rPr>
+      </w:pPr>
+    </w:p>
+    <w:p>
+      <w:pPr>
+        <w:tabs>
+          <w:tab w:val="left" w:pos="6728"/>
+        </w:tabs>
+        <w:ind w:left="-993" w:right="-1467"/>
+        <w:jc w:val="center"/>
+        <w:rPr>
+          <w:b/>
+          <w:sz w:val="32"/>
+          <w:szCs w:val="32"/>
+          <w:lang w:val="ru-RU"/>
+        </w:rPr>
+      </w:pPr>
+      <w:proofErr w:type="gramStart"/>
+      <w:r>
+        <w:rPr>
+          <w:b/>
+          <w:sz w:val="32"/>
+          <w:szCs w:val="32"/>
+          <w:lang w:val="ru-RU"/>
+        </w:rPr>
+        <w:t>{{ PROJECT</w:t>
+      </w:r>
+      <w:proofErr w:type="gramEnd"/>
+      <w:r>
+        <w:rPr>
+          <w:b/>
+          <w:sz w:val="32"/>
+          <w:szCs w:val="32"/>
+          <w:lang w:val="ru-RU"/>
+        </w:rPr>
+        <w:t>_NAME }}</w:t>
+      </w:r>
+    </w:p>
+    <w:p>
+      <w:pPr>
+        <w:ind w:left="-993"/>
+        <w:jc w:val="right"/>
+        <w:rPr>
+          <w:rFonts w:cs="Times New Roman"/>
+          <w:b/>
+          <w:sz w:val="32"/>
+          <w:szCs w:val="32"/>
+          <w:lang w:val="ru-RU"/>
+        </w:rPr>
+      </w:pPr>
+    </w:p>
+    <w:p>
+      <w:pPr>
+        <w:ind w:left="-993" w:right="-1751"/>
+        <w:jc w:val="center"/>
+        <w:rPr>
+          <w:rFonts w:cs="Times New Roman"/>
+          <w:b/>
+          <w:sz w:val="36"/>
+          <w:szCs w:val="36"/>
+          <w:lang w:val="ru-RU"/>
+        </w:rPr>
+      </w:pPr>
+      <w:r>
+        <w:rPr>
+          <w:b/>
+          <w:sz w:val="32"/>
+          <w:szCs w:val="32"/>
+          <w:lang w:val="ru-RU"/>
+        </w:rPr>
+        <w:t>ПРОЕКТНАЯ ДОКУМЕНТАЦИЯ</w:t>
+      </w:r>
+    </w:p>
+    <w:p>
+      <w:pPr>
+        <w:jc w:val="center"/>
+        <w:rPr>
+          <w:rFonts w:eastAsia="Times New Roman" w:cs="Times New Roman"/>
+          <w:color w:val="FF0000"/>
+          <w:sz w:val="32"/>
+          <w:szCs w:val="32"/>
+          <w:lang w:val="ru-RU" w:eastAsia="ru-RU"/>
+        </w:rPr>
+      </w:pPr>
+      <w:r>
+        <w:rPr>
+          <w:rFonts w:eastAsia="Times New Roman" w:cs="Times New Roman"/>
+          <w:color w:val="FF0000"/>
+          <w:sz w:val="32"/>
+          <w:szCs w:val="32"/>
+          <w:lang w:val="ru-RU" w:eastAsia="ru-RU"/>
+        </w:rPr>
+        <w:t>Раздел 13. Иная документация в случаях, предусмотренных законодательными и иными нормативными правовыми актами Российской Федерации</w:t>
+      </w:r>
+    </w:p>
+    <w:p>
+      <w:pPr>
+        <w:jc w:val="center"/>
+        <w:rPr>
+          <w:rFonts w:eastAsia="Times New Roman" w:cs="Times New Roman"/>
+          <w:color w:val="FF0000"/>
+          <w:sz w:val="32"/>
+          <w:szCs w:val="32"/>
+          <w:lang w:val="ru-RU" w:eastAsia="ru-RU"/>
+        </w:rPr>
+      </w:pPr>
+      <w:r>
+        <w:rPr>
+          <w:rFonts w:eastAsia="Times New Roman" w:cs="Times New Roman"/>
+          <w:color w:val="FF0000"/>
+          <w:sz w:val="32"/>
+          <w:szCs w:val="32"/>
+          <w:lang w:val="ru-RU" w:eastAsia="ru-RU"/>
+        </w:rPr>
+        <w:t>Подраздел 1. Декларация промышленной безопасности</w:t>
+      </w:r>
+    </w:p>
+    <w:p>
+      <w:pPr>
+        <w:jc w:val="center"/>
+        <w:rPr>
+          <w:rFonts w:eastAsia="Times New Roman" w:cs="Times New Roman"/>
+          <w:sz w:val="28"/>
+          <w:szCs w:val="28"/>
+          <w:lang w:val="ru-RU" w:eastAsia="ru-RU"/>
+        </w:rPr>
+      </w:pPr>
+      <w:r>
+        <w:rPr>
+          <w:rFonts w:eastAsia="Times New Roman" w:cs="Times New Roman"/>
+          <w:color w:val="FF0000"/>
+          <w:sz w:val="32"/>
+          <w:szCs w:val="32"/>
+          <w:lang w:val="ru-RU" w:eastAsia="ru-RU"/>
+        </w:rPr>
+        <w:t>Часть 1. Декларация промышленной безопасности</w:t>
+      </w:r>
+    </w:p>
+    <w:p>
+      <w:pPr>
+        <w:jc w:val="center"/>
+        <w:rPr>
+          <w:rFonts w:eastAsia="Times New Roman" w:cs="Times New Roman"/>
+          <w:sz w:val="28"/>
+          <w:szCs w:val="28"/>
+          <w:lang w:val="ru-RU" w:eastAsia="ru-RU"/>
+        </w:rPr>
+      </w:pPr>
+    </w:p>
+    <w:p>
+      <w:pPr>
+        <w:jc w:val="center"/>
+        <w:rPr>
+          <w:rFonts w:eastAsia="Times New Roman" w:cs="Times New Roman"/>
+          <w:sz w:val="28"/>
+          <w:szCs w:val="28"/>
+          <w:lang w:val="ru-RU" w:eastAsia="ru-RU"/>
+        </w:rPr>
+      </w:pPr>
+      <w:proofErr w:type="gramStart"/>
+      <w:r>
+        <w:rPr>
+          <w:rFonts w:eastAsia="Times New Roman" w:cs="Times New Roman"/>
+          <w:sz w:val="28"/>
+          <w:szCs w:val="28"/>
+          <w:lang w:val="ru-RU" w:eastAsia="ru-RU"/>
+        </w:rPr>
+        <w:t xml:space="preserve">{{ </w:t>
+      </w:r>
+      <w:r>
+        <w:rPr>
+          <w:rFonts w:eastAsia="Times New Roman" w:cs="Times New Roman"/>
+          <w:sz w:val="28"/>
+          <w:szCs w:val="28"/>
+          <w:lang w:val="ru-RU" w:eastAsia="ru-RU"/>
+        </w:rPr>
+        <w:t>DPB</w:t>
+      </w:r>
+      <w:proofErr w:type="gramEnd"/>
+      <w:r>
+        <w:rPr>
+          <w:rFonts w:eastAsia="Times New Roman" w:cs="Times New Roman"/>
+          <w:sz w:val="28"/>
+          <w:szCs w:val="28"/>
+          <w:lang w:val="ru-RU" w:eastAsia="ru-RU"/>
+        </w:rPr>
+        <w:t>_CODE</w:t>
+      </w:r>
+      <w:r>
+        <w:rPr>
+          <w:rFonts w:eastAsia="Times New Roman" w:cs="Times New Roman"/>
+          <w:sz w:val="28"/>
+          <w:szCs w:val="28"/>
+          <w:lang w:val="ru-RU" w:eastAsia="ru-RU"/>
+        </w:rPr>
+        <w:t xml:space="preserve"> }}</w:t>
+      </w:r>
+      <w:r>
+        <w:rPr>
+          <w:rFonts w:eastAsia="Times New Roman" w:cs="Times New Roman"/>
+          <w:sz w:val="28"/>
+          <w:szCs w:val="28"/>
+          <w:lang w:val="ru-RU" w:eastAsia="ru-RU"/>
+        </w:rPr>
+        <w:t>1</w:t>
+      </w:r>
+    </w:p>
+    <w:p>
+      <w:pPr>
+        <w:jc w:val="center"/>
+        <w:rPr>
+          <w:rFonts w:eastAsia="Times New Roman" w:cs="Times New Roman"/>
+          <w:color w:val="FF0000"/>
+          <w:sz w:val="28"/>
+          <w:szCs w:val="28"/>
+          <w:lang w:val="ru-RU" w:eastAsia="ru-RU"/>
+        </w:rPr>
+      </w:pPr>
+      <w:r>
+        <w:rPr>
+          <w:rFonts w:eastAsia="Times New Roman" w:cs="Times New Roman"/>
+          <w:color w:val="FF0000"/>
+          <w:sz w:val="28"/>
+          <w:szCs w:val="28"/>
+          <w:lang w:val="ru-RU" w:eastAsia="ru-RU"/>
+        </w:rPr>
+        <w:t>Том 13.2</w:t>
+      </w:r>
+    </w:p>
+    <w:p>
+      <w:pPr>
+        <w:jc w:val="center"/>
+        <w:rPr>
+          <w:rFonts w:eastAsia="Times New Roman" w:cs="Times New Roman"/>
+          <w:color w:val="FF0000"/>
+          <w:sz w:val="28"/>
+          <w:szCs w:val="28"/>
+          <w:lang w:val="ru-RU" w:eastAsia="ru-RU"/>
+        </w:rPr>
+      </w:pPr>
+    </w:p>
+    <w:p>
+      <w:pPr>
+        <w:jc w:val="center"/>
+        <w:rPr>
+          <w:rFonts w:cs="Times New Roman"/>
+          <w:b/>
+          <w:sz w:val="24"/>
+          <w:szCs w:val="24"/>
+          <w:lang w:val="ru-RU"/>
+        </w:rPr>
+      </w:pPr>
+      <w:bookmarkStart w:id="3" w:name="_Hlk226346591"/>
+    </w:p>
+    <w:p>
+      <w:pPr>
+        <w:jc w:val="center"/>
+        <w:rPr>
+          <w:rFonts w:cs="Times New Roman"/>
+          <w:b/>
+          <w:sz w:val="24"/>
+          <w:szCs w:val="24"/>
+          <w:lang w:val="ru-RU"/>
+        </w:rPr>
+      </w:pPr>
+    </w:p>
+    <w:p>
+      <w:pPr>
+        <w:rPr>
+          <w:rFonts w:eastAsia="Times New Roman" w:cs="Times New Roman"/>
+          <w:sz w:val="28"/>
+          <w:szCs w:val="28"/>
+          <w:lang w:val="ru-RU" w:eastAsia="ru-RU"/>
+        </w:rPr>
+      </w:pPr>
+      <w:r>
+        <w:rPr>
+          <w:rFonts w:eastAsia="Times New Roman" w:cs="Times New Roman"/>
+          <w:sz w:val="28"/>
+          <w:szCs w:val="28"/>
+          <w:lang w:val="ru-RU" w:eastAsia="ru-RU"/>
+        </w:rPr>
+        <w:t>Генеральный директор</w:t>
+      </w:r>
+      <w:r>
+        <w:rPr>
+          <w:rFonts w:eastAsia="Times New Roman" w:cs="Times New Roman"/>
+          <w:sz w:val="28"/>
+          <w:szCs w:val="28"/>
+          <w:lang w:val="ru-RU" w:eastAsia="ru-RU"/>
+        </w:rPr>
+        <w:tab/>
+      </w:r>
+      <w:r>
+        <w:rPr>
+          <w:rFonts w:eastAsia="Times New Roman" w:cs="Times New Roman"/>
+          <w:sz w:val="28"/>
+          <w:szCs w:val="28"/>
+          <w:lang w:val="ru-RU" w:eastAsia="ru-RU"/>
+        </w:rPr>
+        <w:tab/>
+      </w:r>
+      <w:r>
+        <w:rPr>
+          <w:rFonts w:eastAsia="Times New Roman" w:cs="Times New Roman"/>
+          <w:sz w:val="28"/>
+          <w:szCs w:val="28"/>
+          <w:lang w:val="ru-RU" w:eastAsia="ru-RU"/>
+        </w:rPr>
+        <w:tab/>
+      </w:r>
+      <w:r>
+        <w:rPr>
+          <w:rFonts w:eastAsia="Times New Roman" w:cs="Times New Roman"/>
+          <w:sz w:val="28"/>
+          <w:szCs w:val="28"/>
+          <w:lang w:val="ru-RU" w:eastAsia="ru-RU"/>
+        </w:rPr>
+        <w:tab/>
+      </w:r>
+      <w:r>
+        <w:rPr>
+          <w:rFonts w:eastAsia="Times New Roman" w:cs="Times New Roman"/>
+          <w:sz w:val="28"/>
+          <w:szCs w:val="28"/>
+          <w:lang w:val="ru-RU" w:eastAsia="ru-RU"/>
+        </w:rPr>
+        <w:tab/>
+        <w:t>Н.Н. Хайрутдинов</w:t>
+      </w:r>
+    </w:p>
+    <w:p>
+      <w:pPr>
+        <w:rPr>
+          <w:rFonts w:eastAsia="Times New Roman" w:cs="Times New Roman"/>
+          <w:color w:val="FF0000"/>
+          <w:sz w:val="28"/>
+          <w:szCs w:val="28"/>
+          <w:lang w:val="ru-RU" w:eastAsia="ru-RU"/>
+        </w:rPr>
+      </w:pPr>
+      <w:r>
+        <w:rPr>
+          <w:rFonts w:eastAsia="Times New Roman" w:cs="Times New Roman"/>
+          <w:sz w:val="28"/>
+          <w:szCs w:val="28"/>
+          <w:lang w:val="ru-RU" w:eastAsia="ru-RU"/>
+        </w:rPr>
+        <w:t>Главный инженер проекта</w:t>
+      </w:r>
+      <w:r>
+        <w:rPr>
+          <w:rFonts w:eastAsia="Times New Roman" w:cs="Times New Roman"/>
+          <w:sz w:val="28"/>
+          <w:szCs w:val="28"/>
+          <w:lang w:val="ru-RU" w:eastAsia="ru-RU"/>
+        </w:rPr>
+        <w:tab/>
+      </w:r>
+      <w:r>
+        <w:rPr>
+          <w:rFonts w:eastAsia="Times New Roman" w:cs="Times New Roman"/>
+          <w:sz w:val="28"/>
+          <w:szCs w:val="28"/>
+          <w:lang w:val="ru-RU" w:eastAsia="ru-RU"/>
+        </w:rPr>
+        <w:tab/>
+      </w:r>
+      <w:r>
+        <w:rPr>
+          <w:rFonts w:eastAsia="Times New Roman" w:cs="Times New Roman"/>
+          <w:sz w:val="28"/>
+          <w:szCs w:val="28"/>
+          <w:lang w:val="ru-RU" w:eastAsia="ru-RU"/>
+        </w:rPr>
+        <w:tab/>
+      </w:r>
+      <w:r>
+        <w:rPr>
+          <w:rFonts w:eastAsia="Times New Roman" w:cs="Times New Roman"/>
+          <w:sz w:val="28"/>
+          <w:szCs w:val="28"/>
+          <w:lang w:val="ru-RU" w:eastAsia="ru-RU"/>
+        </w:rPr>
+        <w:tab/>
+        <w:t xml:space="preserve">Д.Н. </w:t>
+      </w:r>
+      <w:proofErr w:type="spellStart"/>
+      <w:r>
+        <w:rPr>
+          <w:rFonts w:eastAsia="Times New Roman" w:cs="Times New Roman"/>
+          <w:sz w:val="28"/>
+          <w:szCs w:val="28"/>
+          <w:lang w:val="ru-RU" w:eastAsia="ru-RU"/>
+        </w:rPr>
+        <w:t>Гибадуллин</w:t>
+      </w:r>
+      <w:proofErr w:type="spellEnd"/>
+    </w:p>
+    <w:bookmarkEnd w:id="3"/>
+    <w:p>
+      <w:pPr>
+        <w:jc w:val="center"/>
+        <w:rPr>
+          <w:rFonts w:eastAsia="Times New Roman" w:cs="Times New Roman"/>
+          <w:color w:val="FF0000"/>
+          <w:sz w:val="28"/>
+          <w:szCs w:val="28"/>
+          <w:lang w:val="ru-RU" w:eastAsia="ru-RU"/>
+        </w:rPr>
+      </w:pPr>
+    </w:p>
+    <w:p>
+      <w:pPr>
+        <w:spacing w:after="0" w:line="240" w:lineRule="auto"/>
+        <w:ind w:left="5387" w:right="-289"/>
+        <w:rPr>
+          <w:rFonts w:cs="Times New Roman"/>
+          <w:b/>
+          <w:sz w:val="32"/>
+          <w:szCs w:val="32"/>
+          <w:lang w:val="ru-RU"/>
+        </w:rPr>
+        <w:sectPr>
+          <w:headerReference w:type="first" r:id="rId11"/>
+          <w:footerReference w:type="first" r:id="rId12"/>
+          <w:pgSz w:w="12240" w:h="15840"/>
+          <w:pgMar w:top="1440" w:right="1800" w:bottom="1440" w:left="1800" w:header="720" w:footer="720" w:gutter="0"/>
+          <w:cols w:space="720"/>
+          <w:titlePg/>
+          <w:docGrid w:linePitch="360"/>
+        </w:sectPr>
+      </w:pPr>
+    </w:p>
+    <w:p>
+      <w:pPr>
+        <w:spacing w:after="0" w:line="240" w:lineRule="auto"/>
+        <w:ind w:left="5387" w:right="-289"/>
+        <w:rPr>
+          <w:rFonts w:cs="Times New Roman"/>
+          <w:b/>
+          <w:sz w:val="32"/>
+          <w:szCs w:val="32"/>
+          <w:lang w:val="ru-RU"/>
+        </w:rPr>
+      </w:pPr>
+    </w:p>
+    <w:p>
+      <w:pPr>
+        <w:spacing w:after="0" w:line="240" w:lineRule="auto"/>
+        <w:ind w:left="5387" w:right="-289"/>
+        <w:rPr>
+          <w:rFonts w:cs="Times New Roman"/>
+          <w:b/>
+          <w:sz w:val="32"/>
+          <w:szCs w:val="32"/>
+          <w:lang w:val="ru-RU"/>
+        </w:rPr>
+      </w:pPr>
+    </w:p>
+    <w:p>
+      <w:pPr>
+        <w:spacing w:after="0" w:line="240" w:lineRule="auto"/>
+        <w:ind w:left="5387" w:right="-289"/>
+        <w:rPr>
+          <w:rFonts w:cs="Times New Roman"/>
+          <w:b/>
+          <w:sz w:val="32"/>
+          <w:szCs w:val="32"/>
+          <w:lang w:val="ru-RU"/>
+        </w:rPr>
+      </w:pPr>
+    </w:p>
+    <w:p>
+      <w:pPr>
+        <w:ind w:left="-993"/>
+        <w:jc w:val="right"/>
+        <w:rPr>
+          <w:rFonts w:cs="Times New Roman"/>
+          <w:b/>
+          <w:sz w:val="32"/>
+          <w:szCs w:val="32"/>
+          <w:lang w:val="ru-RU"/>
+        </w:rPr>
+      </w:pPr>
+    </w:p>
+    <w:p>
+      <w:pPr>
+        <w:tabs>
+          <w:tab w:val="left" w:pos="6728"/>
+        </w:tabs>
+        <w:ind w:left="-993" w:right="-1467"/>
+        <w:jc w:val="center"/>
+        <w:rPr>
+          <w:b/>
+          <w:sz w:val="32"/>
+          <w:szCs w:val="32"/>
+          <w:lang w:val="ru-RU"/>
+        </w:rPr>
+      </w:pPr>
+      <w:bookmarkStart w:id="4" w:name="_Hlk226346512"/>
+      <w:proofErr w:type="gramStart"/>
+      <w:r>
+        <w:rPr>
+          <w:b/>
+          <w:sz w:val="32"/>
+          <w:szCs w:val="32"/>
+          <w:lang w:val="ru-RU"/>
+        </w:rPr>
+        <w:t>{{ PROJECT</w:t>
+      </w:r>
+      <w:proofErr w:type="gramEnd"/>
+      <w:r>
+        <w:rPr>
+          <w:b/>
+          <w:sz w:val="32"/>
+          <w:szCs w:val="32"/>
+          <w:lang w:val="ru-RU"/>
+        </w:rPr>
+        <w:t>_NAME }}</w:t>
+      </w:r>
+      <w:bookmarkEnd w:id="4"/>
+    </w:p>
+    <w:p>
+      <w:pPr>
+        <w:ind w:left="-993"/>
+        <w:jc w:val="right"/>
+        <w:rPr>
+          <w:rFonts w:cs="Times New Roman"/>
+          <w:b/>
+          <w:sz w:val="32"/>
+          <w:szCs w:val="32"/>
+          <w:lang w:val="ru-RU"/>
+        </w:rPr>
+      </w:pPr>
+    </w:p>
+    <w:p>
+      <w:pPr>
+        <w:ind w:left="-993" w:right="-1751"/>
+        <w:jc w:val="center"/>
+        <w:rPr>
+          <w:rFonts w:cs="Times New Roman"/>
+          <w:b/>
+          <w:sz w:val="36"/>
+          <w:szCs w:val="36"/>
+          <w:lang w:val="ru-RU"/>
+        </w:rPr>
+      </w:pPr>
+      <w:r>
+        <w:rPr>
+          <w:b/>
+          <w:sz w:val="32"/>
+          <w:szCs w:val="32"/>
+          <w:lang w:val="ru-RU"/>
+        </w:rPr>
+        <w:t>ПРОЕКТНАЯ ДОКУМЕНТАЦИЯ</w:t>
+      </w:r>
+    </w:p>
+    <w:p>
+      <w:pPr>
+        <w:jc w:val="center"/>
+        <w:rPr>
+          <w:rFonts w:eastAsia="Times New Roman" w:cs="Times New Roman"/>
+          <w:color w:val="FF0000"/>
+          <w:sz w:val="32"/>
+          <w:szCs w:val="32"/>
+          <w:lang w:val="ru-RU" w:eastAsia="ru-RU"/>
+        </w:rPr>
+      </w:pPr>
+      <w:r>
+        <w:rPr>
+          <w:rFonts w:eastAsia="Times New Roman" w:cs="Times New Roman"/>
+          <w:color w:val="FF0000"/>
+          <w:sz w:val="32"/>
+          <w:szCs w:val="32"/>
+          <w:lang w:val="ru-RU" w:eastAsia="ru-RU"/>
+        </w:rPr>
+        <w:t>Раздел 13. Иная документация в случаях, предусмотренных законодательными и иными нормативными правовыми актами Российской Федерации</w:t>
+      </w:r>
+    </w:p>
+    <w:p>
+      <w:pPr>
+        <w:jc w:val="center"/>
+        <w:rPr>
+          <w:rFonts w:eastAsia="Times New Roman" w:cs="Times New Roman"/>
+          <w:color w:val="FF0000"/>
+          <w:sz w:val="32"/>
+          <w:szCs w:val="32"/>
+          <w:lang w:val="ru-RU" w:eastAsia="ru-RU"/>
+        </w:rPr>
+      </w:pPr>
+      <w:r>
+        <w:rPr>
+          <w:rFonts w:eastAsia="Times New Roman" w:cs="Times New Roman"/>
+          <w:color w:val="FF0000"/>
+          <w:sz w:val="32"/>
+          <w:szCs w:val="32"/>
+          <w:lang w:val="ru-RU" w:eastAsia="ru-RU"/>
+        </w:rPr>
+        <w:t>Подраздел 1. Декларация промышленной безопасности</w:t>
+      </w:r>
+    </w:p>
+    <w:p>
+      <w:pPr>
+        <w:jc w:val="center"/>
+        <w:rPr>
+          <w:rFonts w:eastAsia="Times New Roman" w:cs="Times New Roman"/>
+          <w:sz w:val="28"/>
+          <w:szCs w:val="28"/>
+          <w:lang w:val="ru-RU" w:eastAsia="ru-RU"/>
+        </w:rPr>
+      </w:pPr>
+      <w:r>
+        <w:rPr>
+          <w:rFonts w:eastAsia="Times New Roman" w:cs="Times New Roman"/>
+          <w:color w:val="FF0000"/>
+          <w:sz w:val="32"/>
+          <w:szCs w:val="32"/>
+          <w:lang w:val="ru-RU" w:eastAsia="ru-RU"/>
+        </w:rPr>
+        <w:t>Часть 1. Декларация промышленной безопасности</w:t>
+      </w:r>
+    </w:p>
+    <w:p>
+      <w:pPr>
+        <w:jc w:val="center"/>
+        <w:rPr>
+          <w:rFonts w:eastAsia="Times New Roman" w:cs="Times New Roman"/>
+          <w:sz w:val="28"/>
+          <w:szCs w:val="28"/>
+          <w:lang w:val="ru-RU" w:eastAsia="ru-RU"/>
+        </w:rPr>
+      </w:pPr>
+    </w:p>
+    <w:p>
+      <w:pPr>
+        <w:jc w:val="center"/>
+        <w:rPr>
+          <w:rFonts w:eastAsia="Times New Roman" w:cs="Times New Roman"/>
+          <w:sz w:val="28"/>
+          <w:szCs w:val="28"/>
+          <w:lang w:val="ru-RU" w:eastAsia="ru-RU"/>
+        </w:rPr>
+      </w:pPr>
+      <w:bookmarkStart w:id="5" w:name="ДПБ"/>
+      <w:proofErr w:type="gramStart"/>
+      <w:r>
+        <w:rPr>
+          <w:rFonts w:eastAsia="Times New Roman" w:cs="Times New Roman"/>
+          <w:sz w:val="28"/>
+          <w:szCs w:val="28"/>
+          <w:lang w:val="ru-RU" w:eastAsia="ru-RU"/>
+        </w:rPr>
+        <w:t xml:space="preserve">{{ </w:t>
+      </w:r>
+      <w:r>
+        <w:rPr>
+          <w:rFonts w:eastAsia="Times New Roman" w:cs="Times New Roman"/>
+          <w:sz w:val="28"/>
+          <w:szCs w:val="28"/>
+          <w:lang w:val="ru-RU" w:eastAsia="ru-RU"/>
+        </w:rPr>
+        <w:t>DPB</w:t>
+      </w:r>
+      <w:proofErr w:type="gramEnd"/>
+      <w:r>
+        <w:rPr>
+          <w:rFonts w:eastAsia="Times New Roman" w:cs="Times New Roman"/>
+          <w:sz w:val="28"/>
+          <w:szCs w:val="28"/>
+          <w:lang w:val="ru-RU" w:eastAsia="ru-RU"/>
+        </w:rPr>
+        <w:t>_CODE</w:t>
+      </w:r>
+      <w:r>
+        <w:rPr>
+          <w:rFonts w:eastAsia="Times New Roman" w:cs="Times New Roman"/>
+          <w:sz w:val="28"/>
+          <w:szCs w:val="28"/>
+          <w:lang w:val="ru-RU" w:eastAsia="ru-RU"/>
+        </w:rPr>
+        <w:t xml:space="preserve"> }}</w:t>
+      </w:r>
+      <w:bookmarkEnd w:id="5"/>
+      <w:r>
+        <w:rPr>
+          <w:rFonts w:eastAsia="Times New Roman" w:cs="Times New Roman"/>
+          <w:sz w:val="28"/>
+          <w:szCs w:val="28"/>
+          <w:lang w:val="ru-RU" w:eastAsia="ru-RU"/>
+        </w:rPr>
+        <w:t>1</w:t>
+      </w:r>
+    </w:p>
+    <w:p>
+      <w:pPr>
+        <w:jc w:val="center"/>
+        <w:rPr>
+          <w:rFonts w:eastAsia="Times New Roman" w:cs="Times New Roman"/>
+          <w:color w:val="FF0000"/>
+          <w:sz w:val="28"/>
+          <w:szCs w:val="28"/>
+          <w:lang w:val="ru-RU" w:eastAsia="ru-RU"/>
+        </w:rPr>
+      </w:pPr>
+      <w:bookmarkStart w:id="6" w:name="_Hlk226346550"/>
+      <w:r>
+        <w:rPr>
+          <w:rFonts w:eastAsia="Times New Roman" w:cs="Times New Roman"/>
+          <w:color w:val="FF0000"/>
+          <w:sz w:val="28"/>
+          <w:szCs w:val="28"/>
+          <w:lang w:val="ru-RU" w:eastAsia="ru-RU"/>
+        </w:rPr>
+        <w:t>Том 13.2</w:t>
+      </w:r>
+    </w:p>
+    <w:bookmarkEnd w:id="6"/>
+    <w:p>
+      <w:pPr>
+        <w:jc w:val="center"/>
+        <w:rPr>
+          <w:rFonts w:eastAsia="Times New Roman" w:cs="Times New Roman"/>
+          <w:color w:val="FF0000"/>
+          <w:sz w:val="28"/>
+          <w:szCs w:val="28"/>
+          <w:lang w:val="ru-RU" w:eastAsia="ru-RU"/>
+        </w:rPr>
+      </w:pPr>
+    </w:p>
+    <w:p>
+      <w:pPr>
+        <w:jc w:val="center"/>
+        <w:rPr>
+          <w:rFonts w:eastAsia="Times New Roman" w:cs="Times New Roman"/>
+          <w:color w:val="FF0000"/>
+          <w:sz w:val="28"/>
+          <w:szCs w:val="28"/>
+          <w:lang w:val="ru-RU" w:eastAsia="ru-RU"/>
+        </w:rPr>
+      </w:pPr>
+    </w:p>
+    <w:p>
+      <w:pPr>
+        <w:jc w:val="center"/>
+        <w:rPr>
+          <w:rFonts w:eastAsia="Times New Roman" w:cs="Times New Roman"/>
+          <w:color w:val="FF0000"/>
+          <w:sz w:val="28"/>
+          <w:szCs w:val="28"/>
+          <w:lang w:val="ru-RU" w:eastAsia="ru-RU"/>
+        </w:rPr>
+      </w:pPr>
+    </w:p>
+    <w:p>
+      <w:pPr>
+        <w:jc w:val="center"/>
+        <w:rPr>
+          <w:rFonts w:eastAsia="Times New Roman" w:cs="Times New Roman"/>
+          <w:color w:val="FF0000"/>
+          <w:sz w:val="28"/>
+          <w:szCs w:val="28"/>
+          <w:lang w:val="ru-RU" w:eastAsia="ru-RU"/>
+        </w:rPr>
+      </w:pPr>
+      <w:r>
+        <w:rPr>
+          <w:bCs/>
+          <w:sz w:val="28"/>
+          <w:szCs w:val="28"/>
+          <w:lang w:val="ru-RU"/>
+        </w:rPr>
+        <w:t xml:space="preserve">Генеральный директор </w:t>
+      </w:r>
+      <w:r>
+        <w:rPr>
+          <w:bCs/>
+          <w:sz w:val="28"/>
+          <w:szCs w:val="28"/>
+          <w:lang w:val="ru-RU"/>
+        </w:rPr>
+        <w:tab/>
+      </w:r>
+      <w:r>
+        <w:rPr>
+          <w:bCs/>
+          <w:sz w:val="28"/>
+          <w:szCs w:val="28"/>
+          <w:lang w:val="ru-RU"/>
+        </w:rPr>
+        <w:tab/>
+      </w:r>
+      <w:r>
+        <w:rPr>
+          <w:bCs/>
+          <w:sz w:val="28"/>
+          <w:szCs w:val="28"/>
+          <w:lang w:val="ru-RU"/>
+        </w:rPr>
+        <w:tab/>
+      </w:r>
+      <w:r>
+        <w:rPr>
+          <w:bCs/>
+          <w:sz w:val="28"/>
+          <w:szCs w:val="28"/>
+          <w:lang w:val="ru-RU"/>
+        </w:rPr>
+        <w:tab/>
+      </w:r>
+      <w:r>
+        <w:rPr>
+          <w:bCs/>
+          <w:sz w:val="28"/>
+          <w:szCs w:val="28"/>
+          <w:lang w:val="ru-RU"/>
+        </w:rPr>
+        <w:tab/>
+      </w:r>
+      <w:r>
+        <w:rPr>
+          <w:bCs/>
+          <w:sz w:val="28"/>
+          <w:szCs w:val="28"/>
+          <w:lang w:val="ru-RU"/>
+        </w:rPr>
+        <w:tab/>
+      </w:r>
+      <w:r>
+        <w:rPr>
+          <w:bCs/>
+          <w:sz w:val="28"/>
+          <w:szCs w:val="28"/>
+          <w:lang w:val="ru-RU"/>
+        </w:rPr>
+        <w:t>К.М. Кузнецо</w:t>
+      </w:r>
+      <w:r>
+        <w:rPr>
+          <w:bCs/>
+          <w:sz w:val="28"/>
+          <w:szCs w:val="28"/>
+          <w:lang w:val="ru-RU"/>
+        </w:rPr>
+        <w:t>в</w:t>
+      </w:r>
+    </w:p>
+    <w:p>
+      <w:pPr>
+        <w:spacing w:after="0" w:line="240" w:lineRule="auto"/>
+        <w:ind w:left="5387" w:right="-289"/>
+        <w:rPr>
+          <w:rFonts w:eastAsia="Times New Roman" w:cs="Times New Roman"/>
+          <w:color w:val="FF0000"/>
+          <w:sz w:val="28"/>
+          <w:szCs w:val="28"/>
+          <w:lang w:val="ru-RU" w:eastAsia="ru-RU"/>
+        </w:rPr>
+      </w:pPr>
+    </w:p>
+    <w:p>
+      <w:pPr>
+        <w:jc w:val="right"/>
+        <w:rPr>
+          <w:rFonts w:cs="Times New Roman"/>
+          <w:b/>
+          <w:sz w:val="32"/>
+          <w:szCs w:val="32"/>
+          <w:lang w:val="ru-RU"/>
+        </w:rPr>
+        <w:sectPr>
+          <w:footerReference w:type="default" r:id="rId13"/>
+          <w:headerReference w:type="first" r:id="rId14"/>
+          <w:footerReference w:type="first" r:id="rId15"/>
+          <w:pgSz w:w="12240" w:h="15840"/>
+          <w:pgMar w:top="1440" w:right="1800" w:bottom="1440" w:left="1800" w:header="720" w:footer="720" w:gutter="0"/>
+          <w:cols w:space="720"/>
+          <w:titlePg/>
+          <w:docGrid w:linePitch="360"/>
+        </w:sectPr>
+      </w:pPr>
+    </w:p>
+    <w:p>
+      <w:pPr>
+        <w:jc w:val="right"/>
+        <w:rPr>
+          <w:rFonts w:cs="Times New Roman"/>
+          <w:b/>
+          <w:sz w:val="32"/>
+          <w:szCs w:val="32"/>
+          <w:lang w:val="ru-RU"/>
+        </w:rPr>
+      </w:pPr>
+      <w:r>
+        <w:rPr>
+          <w:rFonts w:cs="Times New Roman"/>
+          <w:b/>
+          <w:sz w:val="32"/>
+          <w:szCs w:val="32"/>
+          <w:lang w:val="ru-RU"/>
+        </w:rPr>
+        <w:lastRenderedPageBreak/>
+        <w:t xml:space="preserve">ПРИЛОЖЕНИЕ № </w:t>
+      </w:r>
+      <w:r>
+        <w:rPr>
+          <w:rFonts w:cs="Times New Roman"/>
+          <w:b/>
+          <w:sz w:val="32"/>
+          <w:szCs w:val="32"/>
+          <w:lang w:val="ru-RU"/>
+        </w:rPr>
+        <w:t>2</w:t>
+      </w:r>
+    </w:p>
+    <w:p>
+      <w:pPr>
+        <w:jc w:val="right"/>
+        <w:rPr>
+          <w:rFonts w:cs="Times New Roman"/>
+          <w:b/>
+          <w:sz w:val="32"/>
+          <w:szCs w:val="32"/>
+          <w:lang w:val="ru-RU"/>
+        </w:rPr>
+      </w:pPr>
+    </w:p>
+    <w:p>
+      <w:pPr>
+        <w:jc w:val="right"/>
+        <w:rPr>
+          <w:rFonts w:cs="Times New Roman"/>
+          <w:b/>
+          <w:sz w:val="32"/>
+          <w:szCs w:val="32"/>
+          <w:lang w:val="ru-RU"/>
+        </w:rPr>
+      </w:pPr>
+    </w:p>
+    <w:p>
+      <w:pPr>
+        <w:jc w:val="right"/>
+        <w:rPr>
+          <w:rFonts w:cs="Times New Roman"/>
+          <w:b/>
+          <w:sz w:val="32"/>
+          <w:szCs w:val="32"/>
+          <w:lang w:val="ru-RU"/>
+        </w:rPr>
+      </w:pPr>
+    </w:p>
+    <w:p>
+      <w:pPr>
+        <w:jc w:val="center"/>
+        <w:rPr>
+          <w:rFonts w:cs="Times New Roman"/>
+          <w:b/>
+          <w:sz w:val="32"/>
+          <w:szCs w:val="32"/>
+          <w:lang w:val="ru-RU"/>
+        </w:rPr>
       </w:pPr>
     </w:p>
     <w:p>
@@ -198,6 +1422,7 @@
         </w:rPr>
         <w:t xml:space="preserve"> </w:t>
       </w:r>
+      <w:proofErr w:type="gramStart"/>
       <w:r>
         <w:rPr>
           <w:rFonts w:eastAsia="Times New Roman" w:cs="Times New Roman"/>
@@ -206,7 +1431,18 @@
           <w:highlight w:val="yellow"/>
           <w:lang w:val="ru-RU" w:eastAsia="ru-RU"/>
         </w:rPr>
-        <w:t>{{ SITE_NAME }}</w:t>
+        <w:t>{{ SITE</w:t>
+      </w:r>
+      <w:proofErr w:type="gramEnd"/>
+      <w:r>
+        <w:rPr>
+          <w:rFonts w:eastAsia="Times New Roman" w:cs="Times New Roman"/>
+          <w:sz w:val="24"/>
+          <w:szCs w:val="24"/>
+          <w:highlight w:val="yellow"/>
+          <w:lang w:val="ru-RU" w:eastAsia="ru-RU"/>
+        </w:rPr>
+        <w:t>_NAME }}</w:t>
       </w:r>
     </w:p>
     <w:p>
@@ -239,6 +1475,7 @@
         </w:rPr>
         <w:t xml:space="preserve"> </w:t>
       </w:r>
+      <w:proofErr w:type="gramStart"/>
       <w:r>
         <w:rPr>
           <w:rFonts w:eastAsia="Times New Roman" w:cs="Times New Roman"/>
@@ -247,7 +1484,18 @@
           <w:highlight w:val="yellow"/>
           <w:lang w:val="ru-RU" w:eastAsia="ru-RU"/>
         </w:rPr>
-        <w:t>{{ SHORT_NAME }}</w:t>
+        <w:t>{{ SHORT</w:t>
+      </w:r>
+      <w:proofErr w:type="gramEnd"/>
+      <w:r>
+        <w:rPr>
+          <w:rFonts w:eastAsia="Times New Roman" w:cs="Times New Roman"/>
+          <w:sz w:val="24"/>
+          <w:szCs w:val="24"/>
+          <w:highlight w:val="yellow"/>
+          <w:lang w:val="ru-RU" w:eastAsia="ru-RU"/>
+        </w:rPr>
+        <w:t>_NAME }}</w:t>
       </w:r>
     </w:p>
     <w:p>
@@ -280,6 +1528,7 @@
         </w:rPr>
         <w:t xml:space="preserve"> </w:t>
       </w:r>
+      <w:proofErr w:type="gramStart"/>
       <w:r>
         <w:rPr>
           <w:rFonts w:eastAsia="Times New Roman" w:cs="Times New Roman"/>
@@ -288,7 +1537,18 @@
           <w:highlight w:val="yellow"/>
           <w:lang w:val="ru-RU" w:eastAsia="ru-RU"/>
         </w:rPr>
-        <w:t>{{ SITE_REG_NUMBER }}</w:t>
+        <w:t>{{ SITE</w:t>
+      </w:r>
+      <w:proofErr w:type="gramEnd"/>
+      <w:r>
+        <w:rPr>
+          <w:rFonts w:eastAsia="Times New Roman" w:cs="Times New Roman"/>
+          <w:sz w:val="24"/>
+          <w:szCs w:val="24"/>
+          <w:highlight w:val="yellow"/>
+          <w:lang w:val="ru-RU" w:eastAsia="ru-RU"/>
+        </w:rPr>
+        <w:t>_REG_NUMBER }}</w:t>
       </w:r>
     </w:p>
     <w:p>
@@ -400,6 +1660,7 @@
           <w:lang w:val="ru-RU" w:eastAsia="ru-RU"/>
         </w:rPr>
       </w:pPr>
+      <w:proofErr w:type="gramStart"/>
       <w:r>
         <w:rPr>
           <w:rFonts w:eastAsia="Times New Roman" w:cs="Times New Roman"/>
@@ -418,6 +1679,7 @@
         </w:rPr>
         <w:t>PROJECT</w:t>
       </w:r>
+      <w:proofErr w:type="gramEnd"/>
       <w:r>
         <w:rPr>
           <w:rFonts w:eastAsia="Times New Roman" w:cs="Times New Roman"/>
@@ -457,8 +1719,7 @@
           <w:lang w:val="ru-RU"/>
         </w:rPr>
         <w:sectPr>
-          <w:footerReference w:type="default" r:id="rId8"/>
-          <w:footerReference w:type="first" r:id="rId9"/>
+          <w:headerReference w:type="first" r:id="rId16"/>
           <w:pgSz w:w="12240" w:h="15840"/>
           <w:pgMar w:top="1440" w:right="1800" w:bottom="1440" w:left="1800" w:header="720" w:footer="720" w:gutter="0"/>
           <w:cols w:space="720"/>
@@ -556,6 +1817,7 @@
           <w:lang w:val="ru-RU"/>
         </w:rPr>
       </w:pPr>
+      <w:proofErr w:type="gramStart"/>
       <w:r>
         <w:rPr>
           <w:rFonts w:cs="Times New Roman"/>
@@ -575,6 +1837,7 @@
         </w:rPr>
         <w:t>FULL</w:t>
       </w:r>
+      <w:proofErr w:type="gramEnd"/>
       <w:r>
         <w:rPr>
           <w:rFonts w:cs="Times New Roman"/>
@@ -615,6 +1878,7 @@
           <w:lang w:val="ru-RU"/>
         </w:rPr>
       </w:pPr>
+      <w:proofErr w:type="gramStart"/>
       <w:r>
         <w:rPr>
           <w:rFonts w:cs="Times New Roman"/>
@@ -623,7 +1887,18 @@
           <w:highlight w:val="yellow"/>
           <w:lang w:val="ru-RU"/>
         </w:rPr>
-        <w:t>{{ SHORT_NAME }}</w:t>
+        <w:t>{{ SHORT</w:t>
+      </w:r>
+      <w:proofErr w:type="gramEnd"/>
+      <w:r>
+        <w:rPr>
+          <w:rFonts w:cs="Times New Roman"/>
+          <w:sz w:val="24"/>
+          <w:szCs w:val="24"/>
+          <w:highlight w:val="yellow"/>
+          <w:lang w:val="ru-RU"/>
+        </w:rPr>
+        <w:t>_NAME }}</w:t>
       </w:r>
     </w:p>
     <w:p>
@@ -645,6 +1920,7 @@
         </w:rPr>
         <w:t xml:space="preserve">Юридический адрес: </w:t>
       </w:r>
+      <w:proofErr w:type="gramStart"/>
       <w:r>
         <w:rPr>
           <w:rFonts w:cs="Times New Roman"/>
@@ -664,6 +1940,7 @@
         </w:rPr>
         <w:t>ORG</w:t>
       </w:r>
+      <w:proofErr w:type="gramEnd"/>
       <w:r>
         <w:rPr>
           <w:rFonts w:cs="Times New Roman"/>
@@ -713,6 +1990,7 @@
         </w:rPr>
         <w:t xml:space="preserve">тел./факс: </w:t>
       </w:r>
+      <w:proofErr w:type="gramStart"/>
       <w:r>
         <w:rPr>
           <w:rFonts w:cs="Times New Roman"/>
@@ -721,8 +1999,9 @@
           <w:highlight w:val="yellow"/>
           <w:lang w:val="ru-RU"/>
         </w:rPr>
-        <w:t>{{ ORG_PHONE }}</w:t>
-      </w:r>
+        <w:t>{{ ORG</w:t>
+      </w:r>
+      <w:proofErr w:type="gramEnd"/>
       <w:r>
         <w:rPr>
           <w:rFonts w:cs="Times New Roman"/>
@@ -731,7 +2010,7 @@
           <w:highlight w:val="yellow"/>
           <w:lang w:val="ru-RU"/>
         </w:rPr>
-        <w:t xml:space="preserve"> </w:t>
+        <w:t>_PHONE }}</w:t>
       </w:r>
       <w:r>
         <w:rPr>
@@ -741,7 +2020,7 @@
           <w:highlight w:val="yellow"/>
           <w:lang w:val="ru-RU"/>
         </w:rPr>
-        <w:t>/</w:t>
+        <w:t xml:space="preserve"> </w:t>
       </w:r>
       <w:r>
         <w:rPr>
@@ -751,7 +2030,7 @@
           <w:highlight w:val="yellow"/>
           <w:lang w:val="ru-RU"/>
         </w:rPr>
-        <w:t xml:space="preserve"> </w:t>
+        <w:t>/</w:t>
       </w:r>
       <w:r>
         <w:rPr>
@@ -761,6 +2040,16 @@
           <w:highlight w:val="yellow"/>
           <w:lang w:val="ru-RU"/>
         </w:rPr>
+        <w:t xml:space="preserve"> </w:t>
+      </w:r>
+      <w:r>
+        <w:rPr>
+          <w:rFonts w:cs="Times New Roman"/>
+          <w:sz w:val="24"/>
+          <w:szCs w:val="24"/>
+          <w:highlight w:val="yellow"/>
+          <w:lang w:val="ru-RU"/>
+        </w:rPr>
         <w:t>{{ ORG_FAX }}</w:t>
       </w:r>
     </w:p>
@@ -794,6 +2083,7 @@
         </w:rPr>
         <w:t xml:space="preserve">: </w:t>
       </w:r>
+      <w:proofErr w:type="gramStart"/>
       <w:r>
         <w:rPr>
           <w:rFonts w:cs="Times New Roman"/>
@@ -813,6 +2103,7 @@
         </w:rPr>
         <w:t>ORG</w:t>
       </w:r>
+      <w:proofErr w:type="gramEnd"/>
       <w:r>
         <w:rPr>
           <w:rFonts w:cs="Times New Roman"/>
@@ -911,6 +2202,7 @@
           <w:lang w:val="ru-RU"/>
         </w:rPr>
       </w:pPr>
+      <w:proofErr w:type="gramStart"/>
       <w:r>
         <w:rPr>
           <w:rFonts w:cs="Times New Roman"/>
@@ -930,6 +2222,7 @@
         </w:rPr>
         <w:t>HEAD</w:t>
       </w:r>
+      <w:proofErr w:type="gramEnd"/>
       <w:r>
         <w:rPr>
           <w:rFonts w:cs="Times New Roman"/>
@@ -1119,6 +2412,7 @@
         </w:rPr>
         <w:t xml:space="preserve">тел./факс: </w:t>
       </w:r>
+      <w:proofErr w:type="gramStart"/>
       <w:r>
         <w:rPr>
           <w:rFonts w:cs="Times New Roman"/>
@@ -1127,7 +2421,18 @@
           <w:highlight w:val="yellow"/>
           <w:lang w:val="ru-RU"/>
         </w:rPr>
-        <w:t>{{ ORG_PHONE }}</w:t>
+        <w:t>{{ ORG</w:t>
+      </w:r>
+      <w:proofErr w:type="gramEnd"/>
+      <w:r>
+        <w:rPr>
+          <w:rFonts w:cs="Times New Roman"/>
+          <w:sz w:val="24"/>
+          <w:szCs w:val="24"/>
+          <w:highlight w:val="yellow"/>
+          <w:lang w:val="ru-RU"/>
+        </w:rPr>
+        <w:t>_PHONE }}</w:t>
       </w:r>
       <w:r>
         <w:rPr>
@@ -1242,6 +2547,7 @@
           <w:szCs w:val="24"/>
         </w:rPr>
       </w:pPr>
+      <w:proofErr w:type="gramStart"/>
       <w:r>
         <w:rPr>
           <w:rFonts w:cs="Times New Roman"/>
@@ -1249,7 +2555,17 @@
           <w:szCs w:val="24"/>
           <w:highlight w:val="yellow"/>
         </w:rPr>
-        <w:t>{{ SITE_DESCRIPTION }}</w:t>
+        <w:t>{{ SITE</w:t>
+      </w:r>
+      <w:proofErr w:type="gramEnd"/>
+      <w:r>
+        <w:rPr>
+          <w:rFonts w:cs="Times New Roman"/>
+          <w:sz w:val="24"/>
+          <w:szCs w:val="24"/>
+          <w:highlight w:val="yellow"/>
+        </w:rPr>
+        <w:t>_DESCRIPTION }}</w:t>
       </w:r>
     </w:p>
     <w:p>
@@ -1416,7 +2732,7 @@
           <w:lang w:val="ru-RU"/>
         </w:rPr>
       </w:pPr>
-      <w:bookmarkStart w:id="0" w:name="_Ref328123500"/>
+      <w:bookmarkStart w:id="7" w:name="_Ref328123500"/>
       <w:r>
         <w:rPr>
           <w:rFonts w:cs="Times New Roman"/>
@@ -1472,7 +2788,7 @@
         </w:rPr>
         <w:fldChar w:fldCharType="end"/>
       </w:r>
-      <w:bookmarkEnd w:id="0"/>
+      <w:bookmarkEnd w:id="7"/>
       <w:r>
         <w:rPr>
           <w:rFonts w:cs="Times New Roman"/>
@@ -1737,7 +3053,7 @@
           <w:lang w:val="ru-RU" w:eastAsia="ru-RU"/>
         </w:rPr>
       </w:pPr>
-      <w:bookmarkStart w:id="1" w:name="_Ref223414721"/>
+      <w:bookmarkStart w:id="8" w:name="_Ref223414721"/>
       <w:r>
         <w:rPr>
           <w:rFonts w:cs="Times New Roman"/>
@@ -1793,7 +3109,7 @@
         </w:rPr>
         <w:fldChar w:fldCharType="end"/>
       </w:r>
-      <w:bookmarkEnd w:id="1"/>
+      <w:bookmarkEnd w:id="8"/>
       <w:r>
         <w:rPr>
           <w:rFonts w:cs="Times New Roman"/>
@@ -1933,6 +3249,7 @@
         </w:rPr>
         <w:br/>
       </w:r>
+      <w:proofErr w:type="gramStart"/>
       <w:r>
         <w:rPr>
           <w:rFonts w:cs="Times New Roman"/>
@@ -1953,6 +3270,7 @@
         </w:rPr>
         <w:t>MAX</w:t>
       </w:r>
+      <w:proofErr w:type="gramEnd"/>
       <w:r>
         <w:rPr>
           <w:rFonts w:cs="Times New Roman"/>
@@ -2060,7 +3378,7 @@
           <w:lang w:val="ru-RU" w:eastAsia="ru-RU"/>
         </w:rPr>
       </w:pPr>
-      <w:bookmarkStart w:id="2" w:name="_Ref223414733"/>
+      <w:bookmarkStart w:id="9" w:name="_Ref223414733"/>
       <w:r>
         <w:rPr>
           <w:rFonts w:cs="Times New Roman"/>
@@ -2116,7 +3434,7 @@
         </w:rPr>
         <w:fldChar w:fldCharType="end"/>
       </w:r>
-      <w:bookmarkEnd w:id="2"/>
+      <w:bookmarkEnd w:id="9"/>
       <w:r>
         <w:rPr>
           <w:rFonts w:cs="Times New Roman"/>
@@ -2277,6 +3595,7 @@
         </w:rPr>
         <w:t xml:space="preserve">Из анализа риска ясно, что декларируемые участки в целом представляют определенную опасность. Однако, при нормальном режиме эксплуатации, соблюдении технологии, заданных параметров, грамотном обслуживании и добросовестном отношении персонала, риск эксплуатации производственных объектов </w:t>
       </w:r>
+      <w:proofErr w:type="gramStart"/>
       <w:r>
         <w:rPr>
           <w:rFonts w:cs="Times New Roman"/>
@@ -2285,7 +3604,18 @@
           <w:highlight w:val="yellow"/>
           <w:lang w:val="ru-RU"/>
         </w:rPr>
-        <w:t>{{ SHORT_NAME }}</w:t>
+        <w:t>{{ SHORT</w:t>
+      </w:r>
+      <w:proofErr w:type="gramEnd"/>
+      <w:r>
+        <w:rPr>
+          <w:rFonts w:cs="Times New Roman"/>
+          <w:sz w:val="24"/>
+          <w:szCs w:val="24"/>
+          <w:highlight w:val="yellow"/>
+          <w:lang w:val="ru-RU"/>
+        </w:rPr>
+        <w:t>_NAME }}</w:t>
       </w:r>
       <w:r>
         <w:rPr>
@@ -2582,6 +3912,7 @@
         </w:rPr>
         <w:t xml:space="preserve">Оповещение руководящего состава, работников структурных подразделений </w:t>
       </w:r>
+      <w:proofErr w:type="gramStart"/>
       <w:r>
         <w:rPr>
           <w:rFonts w:cs="Times New Roman"/>
@@ -2590,7 +3921,18 @@
           <w:highlight w:val="yellow"/>
           <w:lang w:val="ru-RU"/>
         </w:rPr>
-        <w:t>{{ SHORT_NAME }}</w:t>
+        <w:t>{{ SHORT</w:t>
+      </w:r>
+      <w:proofErr w:type="gramEnd"/>
+      <w:r>
+        <w:rPr>
+          <w:rFonts w:cs="Times New Roman"/>
+          <w:sz w:val="24"/>
+          <w:szCs w:val="24"/>
+          <w:highlight w:val="yellow"/>
+          <w:lang w:val="ru-RU"/>
+        </w:rPr>
+        <w:t>_NAME }}</w:t>
       </w:r>
       <w:r>
         <w:rPr>
@@ -2663,7 +4005,7 @@
       </w:pPr>
     </w:p>
     <w:sectPr>
-      <w:footerReference w:type="first" r:id="rId10"/>
+      <w:footerReference w:type="first" r:id="rId17"/>
       <w:pgSz w:w="12240" w:h="15840"/>
       <w:pgMar w:top="1440" w:right="900" w:bottom="1440" w:left="1800" w:header="720" w:footer="720" w:gutter="0"/>
       <w:cols w:space="720"/>
@@ -2702,7 +4044,7 @@
 <w:ftr xmlns:wpc="http://schemas.microsoft.com/office/word/2010/wordprocessingCanvas" xmlns:cx="http://schemas.microsoft.com/office/drawing/2014/chartex" xmlns:cx1="http://schemas.microsoft.com/office/drawing/2015/9/8/chartex" xmlns:cx2="http://schemas.microsoft.com/office/drawing/2015/10/21/chartex" xmlns:cx3="http://schemas.microsoft.com/office/drawing/2016/5/9/chartex" xmlns:cx4="http://schemas.microsoft.com/office/drawing/2016/5/10/chartex" xmlns:cx5="http://schemas.microsoft.com/office/drawing/2016/5/11/chartex" xmlns:cx6="http://schemas.microsoft.com/office/drawing/2016/5/12/chartex" xmlns:cx7="http://schemas.microsoft.com/office/drawing/2016/5/13/chartex" xmlns:cx8="http://schemas.microsoft.com/office/drawing/2016/5/14/chartex" xmlns:mc="http://schemas.openxmlformats.org/markup-compatibility/2006" xmlns:aink="http://schemas.microsoft.com/office/drawing/2016/ink" xmlns:am3d="http://schemas.microsoft.com/office/drawing/2017/model3d" xmlns:o="urn:schemas-microsoft-com:office:office" xmlns:oel="http://schemas.microsoft.com/office/2019/extlst" xmlns:r="http://schemas.openxmlformats.org/officeDocument/2006/relationships" xmlns:m="http://schemas.openxmlformats.org/officeDocument/2006/math" xmlns:v="urn:schemas-microsoft-com:vml" xmlns:wp14="http://schemas.microsoft.com/office/word/2010/wordprocessingDrawing" xmlns:wp="http://schemas.openxmlformats.org/drawingml/2006/wordprocessingDrawing" xmlns:w10="urn:schemas-microsoft-com:office:word" xmlns:w="http://schemas.openxmlformats.org/wordprocessingml/2006/main" xmlns:w14="http://schemas.microsoft.com/office/word/2010/wordml" xmlns:w15="http://schemas.microsoft.com/office/word/2012/wordml" xmlns:w16cex="http://schemas.microsoft.com/office/word/2018/wordml/cex" xmlns:w16cid="http://schemas.microsoft.com/office/word/2016/wordml/cid" xmlns:w16="http://schemas.microsoft.com/office/word/2018/wordml" xmlns:w16sdtdh="http://schemas.microsoft.com/office/word/2020/wordml/sdtdatahash" xmlns:w16se="http://schemas.microsoft.com/office/word/2015/wordml/symex" xmlns:wpg="http://schemas.microsoft.com/office/word/2010/wordprocessingGroup" xmlns:wpi="http://schemas.microsoft.com/office/word/2010/wordprocessingInk" xmlns:wne="http://schemas.microsoft.com/office/word/2006/wordml" xmlns:wps="http://schemas.microsoft.com/office/word/2010/wordprocessingShape" mc:Ignorable="w14 w15 w16se w16cid w16 w16cex w16sdtdh wp14">
   <w:sdt>
     <w:sdtPr>
-      <w:id w:val="-268008072"/>
+      <w:id w:val="875422107"/>
       <w:docPartObj>
         <w:docPartGallery w:val="Page Numbers (Bottom of Page)"/>
         <w:docPartUnique/>
@@ -2754,12 +4096,693 @@
   <w:p>
     <w:pPr>
       <w:pStyle w:val="a7"/>
+      <w:jc w:val="right"/>
+    </w:pPr>
+  </w:p>
+  <w:tbl>
+    <w:tblPr>
+      <w:tblW w:w="3980" w:type="dxa"/>
+      <w:tblInd w:w="-186" w:type="dxa"/>
+      <w:tblBorders>
+        <w:top w:val="single" w:sz="12" w:space="0" w:color="auto"/>
+        <w:left w:val="single" w:sz="12" w:space="0" w:color="auto"/>
+        <w:bottom w:val="single" w:sz="12" w:space="0" w:color="auto"/>
+        <w:right w:val="single" w:sz="12" w:space="0" w:color="auto"/>
+        <w:insideH w:val="single" w:sz="6" w:space="0" w:color="auto"/>
+        <w:insideV w:val="single" w:sz="6" w:space="0" w:color="auto"/>
+      </w:tblBorders>
+      <w:tblLayout w:type="fixed"/>
+      <w:tblLook w:val="01E0" w:firstRow="1" w:lastRow="1" w:firstColumn="1" w:lastColumn="1" w:noHBand="0" w:noVBand="0"/>
+    </w:tblPr>
+    <w:tblGrid>
+      <w:gridCol w:w="851"/>
+      <w:gridCol w:w="992"/>
+      <w:gridCol w:w="1145"/>
+      <w:gridCol w:w="992"/>
+    </w:tblGrid>
+    <w:tr>
+      <w:trPr>
+        <w:cantSplit/>
+        <w:trHeight w:hRule="exact" w:val="284"/>
+      </w:trPr>
+      <w:tc>
+        <w:tcPr>
+          <w:tcW w:w="851" w:type="dxa"/>
+          <w:tcBorders>
+            <w:top w:val="single" w:sz="12" w:space="0" w:color="auto"/>
+            <w:bottom w:val="single" w:sz="12" w:space="0" w:color="auto"/>
+            <w:right w:val="single" w:sz="12" w:space="0" w:color="auto"/>
+          </w:tcBorders>
+        </w:tcPr>
+        <w:p>
+          <w:pPr>
+            <w:pStyle w:val="afff0"/>
+            <w:suppressAutoHyphens/>
+            <w:spacing w:line="240" w:lineRule="auto"/>
+            <w:jc w:val="center"/>
+            <w:rPr>
+              <w:rFonts w:ascii="Times New Roman" w:hAnsi="Times New Roman" w:cs="Times New Roman"/>
+              <w:sz w:val="20"/>
+              <w:szCs w:val="20"/>
+            </w:rPr>
+          </w:pPr>
+          <w:r>
+            <w:rPr>
+              <w:rFonts w:ascii="Times New Roman" w:hAnsi="Times New Roman" w:cs="Times New Roman"/>
+              <w:sz w:val="20"/>
+              <w:szCs w:val="20"/>
+            </w:rPr>
+            <w:t>Изм.</w:t>
+          </w:r>
+        </w:p>
+      </w:tc>
+      <w:tc>
+        <w:tcPr>
+          <w:tcW w:w="992" w:type="dxa"/>
+          <w:tcBorders>
+            <w:top w:val="single" w:sz="12" w:space="0" w:color="auto"/>
+            <w:left w:val="single" w:sz="12" w:space="0" w:color="auto"/>
+            <w:bottom w:val="single" w:sz="12" w:space="0" w:color="auto"/>
+            <w:right w:val="single" w:sz="12" w:space="0" w:color="auto"/>
+          </w:tcBorders>
+          <w:noWrap/>
+          <w:tcMar>
+            <w:left w:w="28" w:type="dxa"/>
+            <w:right w:w="28" w:type="dxa"/>
+          </w:tcMar>
+        </w:tcPr>
+        <w:p>
+          <w:pPr>
+            <w:pStyle w:val="afff0"/>
+            <w:suppressAutoHyphens/>
+            <w:spacing w:line="240" w:lineRule="auto"/>
+            <w:jc w:val="center"/>
+            <w:rPr>
+              <w:rFonts w:ascii="Times New Roman" w:hAnsi="Times New Roman" w:cs="Times New Roman"/>
+              <w:sz w:val="20"/>
+              <w:szCs w:val="20"/>
+            </w:rPr>
+          </w:pPr>
+          <w:r>
+            <w:rPr>
+              <w:rFonts w:ascii="Times New Roman" w:hAnsi="Times New Roman" w:cs="Times New Roman"/>
+              <w:sz w:val="20"/>
+              <w:szCs w:val="20"/>
+            </w:rPr>
+            <w:t>№ док.</w:t>
+          </w:r>
+        </w:p>
+      </w:tc>
+      <w:tc>
+        <w:tcPr>
+          <w:tcW w:w="1145" w:type="dxa"/>
+          <w:tcBorders>
+            <w:top w:val="single" w:sz="12" w:space="0" w:color="auto"/>
+            <w:left w:val="single" w:sz="12" w:space="0" w:color="auto"/>
+            <w:bottom w:val="single" w:sz="12" w:space="0" w:color="auto"/>
+            <w:right w:val="single" w:sz="12" w:space="0" w:color="auto"/>
+          </w:tcBorders>
+        </w:tcPr>
+        <w:p>
+          <w:pPr>
+            <w:pStyle w:val="afff0"/>
+            <w:suppressAutoHyphens/>
+            <w:spacing w:line="240" w:lineRule="auto"/>
+            <w:jc w:val="center"/>
+            <w:rPr>
+              <w:rFonts w:ascii="Times New Roman" w:hAnsi="Times New Roman" w:cs="Times New Roman"/>
+              <w:sz w:val="20"/>
+              <w:szCs w:val="20"/>
+            </w:rPr>
+          </w:pPr>
+          <w:r>
+            <w:rPr>
+              <w:rFonts w:ascii="Times New Roman" w:hAnsi="Times New Roman" w:cs="Times New Roman"/>
+              <w:sz w:val="20"/>
+              <w:szCs w:val="20"/>
+            </w:rPr>
+            <w:t>Подп.</w:t>
+          </w:r>
+        </w:p>
+      </w:tc>
+      <w:tc>
+        <w:tcPr>
+          <w:tcW w:w="992" w:type="dxa"/>
+          <w:tcBorders>
+            <w:top w:val="single" w:sz="12" w:space="0" w:color="auto"/>
+            <w:left w:val="single" w:sz="12" w:space="0" w:color="auto"/>
+            <w:bottom w:val="single" w:sz="12" w:space="0" w:color="auto"/>
+          </w:tcBorders>
+        </w:tcPr>
+        <w:p>
+          <w:pPr>
+            <w:pStyle w:val="afff0"/>
+            <w:suppressAutoHyphens/>
+            <w:spacing w:line="240" w:lineRule="auto"/>
+            <w:jc w:val="center"/>
+            <w:rPr>
+              <w:rFonts w:ascii="Times New Roman" w:hAnsi="Times New Roman" w:cs="Times New Roman"/>
+              <w:sz w:val="20"/>
+              <w:szCs w:val="20"/>
+            </w:rPr>
+          </w:pPr>
+          <w:r>
+            <w:rPr>
+              <w:rFonts w:ascii="Times New Roman" w:hAnsi="Times New Roman" w:cs="Times New Roman"/>
+              <w:sz w:val="20"/>
+              <w:szCs w:val="20"/>
+            </w:rPr>
+            <w:t>Дата</w:t>
+          </w:r>
+        </w:p>
+      </w:tc>
+    </w:tr>
+    <w:tr>
+      <w:trPr>
+        <w:cantSplit/>
+        <w:trHeight w:hRule="exact" w:val="284"/>
+      </w:trPr>
+      <w:tc>
+        <w:tcPr>
+          <w:tcW w:w="851" w:type="dxa"/>
+          <w:tcBorders>
+            <w:top w:val="single" w:sz="12" w:space="0" w:color="auto"/>
+            <w:right w:val="single" w:sz="12" w:space="0" w:color="auto"/>
+          </w:tcBorders>
+          <w:vAlign w:val="center"/>
+        </w:tcPr>
+        <w:p>
+          <w:pPr>
+            <w:pStyle w:val="afff0"/>
+            <w:suppressAutoHyphens/>
+            <w:jc w:val="center"/>
+            <w:rPr>
+              <w:rFonts w:ascii="Times New Roman" w:hAnsi="Times New Roman" w:cs="Times New Roman"/>
+              <w:sz w:val="18"/>
+              <w:szCs w:val="18"/>
+            </w:rPr>
+          </w:pPr>
+        </w:p>
+      </w:tc>
+      <w:tc>
+        <w:tcPr>
+          <w:tcW w:w="992" w:type="dxa"/>
+          <w:tcBorders>
+            <w:top w:val="single" w:sz="12" w:space="0" w:color="auto"/>
+            <w:left w:val="single" w:sz="12" w:space="0" w:color="auto"/>
+            <w:bottom w:val="single" w:sz="6" w:space="0" w:color="auto"/>
+            <w:right w:val="single" w:sz="12" w:space="0" w:color="auto"/>
+          </w:tcBorders>
+          <w:vAlign w:val="center"/>
+        </w:tcPr>
+        <w:p>
+          <w:pPr>
+            <w:pStyle w:val="afff0"/>
+            <w:suppressAutoHyphens/>
+            <w:jc w:val="center"/>
+            <w:rPr>
+              <w:rFonts w:ascii="Times New Roman" w:hAnsi="Times New Roman" w:cs="Times New Roman"/>
+              <w:sz w:val="18"/>
+              <w:szCs w:val="18"/>
+            </w:rPr>
+          </w:pPr>
+        </w:p>
+      </w:tc>
+      <w:tc>
+        <w:tcPr>
+          <w:tcW w:w="1145" w:type="dxa"/>
+          <w:tcBorders>
+            <w:top w:val="single" w:sz="12" w:space="0" w:color="auto"/>
+            <w:left w:val="single" w:sz="12" w:space="0" w:color="auto"/>
+            <w:bottom w:val="single" w:sz="6" w:space="0" w:color="auto"/>
+            <w:right w:val="single" w:sz="12" w:space="0" w:color="auto"/>
+          </w:tcBorders>
+          <w:vAlign w:val="center"/>
+        </w:tcPr>
+        <w:p>
+          <w:pPr>
+            <w:pStyle w:val="afff0"/>
+            <w:suppressAutoHyphens/>
+            <w:jc w:val="center"/>
+            <w:rPr>
+              <w:rFonts w:ascii="Times New Roman" w:hAnsi="Times New Roman" w:cs="Times New Roman"/>
+              <w:sz w:val="18"/>
+              <w:szCs w:val="18"/>
+            </w:rPr>
+          </w:pPr>
+        </w:p>
+      </w:tc>
+      <w:tc>
+        <w:tcPr>
+          <w:tcW w:w="992" w:type="dxa"/>
+          <w:tcBorders>
+            <w:top w:val="single" w:sz="12" w:space="0" w:color="auto"/>
+            <w:left w:val="single" w:sz="12" w:space="0" w:color="auto"/>
+          </w:tcBorders>
+          <w:vAlign w:val="center"/>
+        </w:tcPr>
+        <w:p>
+          <w:pPr>
+            <w:pStyle w:val="afff0"/>
+            <w:suppressAutoHyphens/>
+            <w:jc w:val="center"/>
+            <w:rPr>
+              <w:rFonts w:ascii="Times New Roman" w:hAnsi="Times New Roman" w:cs="Times New Roman"/>
+              <w:sz w:val="18"/>
+              <w:szCs w:val="18"/>
+            </w:rPr>
+          </w:pPr>
+        </w:p>
+      </w:tc>
+    </w:tr>
+    <w:tr>
+      <w:trPr>
+        <w:cantSplit/>
+        <w:trHeight w:hRule="exact" w:val="284"/>
+      </w:trPr>
+      <w:tc>
+        <w:tcPr>
+          <w:tcW w:w="851" w:type="dxa"/>
+          <w:tcBorders>
+            <w:right w:val="single" w:sz="12" w:space="0" w:color="auto"/>
+          </w:tcBorders>
+          <w:vAlign w:val="center"/>
+        </w:tcPr>
+        <w:p>
+          <w:pPr>
+            <w:pStyle w:val="afff0"/>
+            <w:suppressAutoHyphens/>
+            <w:spacing w:line="240" w:lineRule="auto"/>
+            <w:jc w:val="center"/>
+            <w:rPr>
+              <w:sz w:val="20"/>
+              <w:szCs w:val="20"/>
+            </w:rPr>
+          </w:pPr>
+        </w:p>
+      </w:tc>
+      <w:tc>
+        <w:tcPr>
+          <w:tcW w:w="992" w:type="dxa"/>
+          <w:tcBorders>
+            <w:top w:val="single" w:sz="6" w:space="0" w:color="auto"/>
+            <w:left w:val="single" w:sz="12" w:space="0" w:color="auto"/>
+            <w:bottom w:val="single" w:sz="6" w:space="0" w:color="auto"/>
+            <w:right w:val="single" w:sz="12" w:space="0" w:color="auto"/>
+          </w:tcBorders>
+          <w:vAlign w:val="center"/>
+        </w:tcPr>
+        <w:p>
+          <w:pPr>
+            <w:pStyle w:val="afff0"/>
+            <w:suppressAutoHyphens/>
+            <w:spacing w:line="240" w:lineRule="auto"/>
+            <w:jc w:val="center"/>
+            <w:rPr>
+              <w:sz w:val="20"/>
+              <w:szCs w:val="20"/>
+            </w:rPr>
+          </w:pPr>
+        </w:p>
+      </w:tc>
+      <w:tc>
+        <w:tcPr>
+          <w:tcW w:w="1145" w:type="dxa"/>
+          <w:tcBorders>
+            <w:top w:val="single" w:sz="6" w:space="0" w:color="auto"/>
+            <w:left w:val="single" w:sz="12" w:space="0" w:color="auto"/>
+            <w:bottom w:val="single" w:sz="6" w:space="0" w:color="auto"/>
+            <w:right w:val="single" w:sz="12" w:space="0" w:color="auto"/>
+          </w:tcBorders>
+          <w:vAlign w:val="center"/>
+        </w:tcPr>
+        <w:p>
+          <w:pPr>
+            <w:pStyle w:val="afff0"/>
+            <w:suppressAutoHyphens/>
+            <w:spacing w:line="240" w:lineRule="auto"/>
+            <w:jc w:val="center"/>
+            <w:rPr>
+              <w:sz w:val="20"/>
+              <w:szCs w:val="20"/>
+            </w:rPr>
+          </w:pPr>
+        </w:p>
+      </w:tc>
+      <w:tc>
+        <w:tcPr>
+          <w:tcW w:w="992" w:type="dxa"/>
+          <w:tcBorders>
+            <w:left w:val="single" w:sz="12" w:space="0" w:color="auto"/>
+          </w:tcBorders>
+          <w:vAlign w:val="center"/>
+        </w:tcPr>
+        <w:p>
+          <w:pPr>
+            <w:pStyle w:val="afff0"/>
+            <w:suppressAutoHyphens/>
+            <w:spacing w:line="240" w:lineRule="auto"/>
+            <w:jc w:val="center"/>
+            <w:rPr>
+              <w:sz w:val="20"/>
+              <w:szCs w:val="20"/>
+            </w:rPr>
+          </w:pPr>
+        </w:p>
+      </w:tc>
+    </w:tr>
+    <w:tr>
+      <w:trPr>
+        <w:cantSplit/>
+        <w:trHeight w:hRule="exact" w:val="284"/>
+      </w:trPr>
+      <w:tc>
+        <w:tcPr>
+          <w:tcW w:w="851" w:type="dxa"/>
+          <w:tcBorders>
+            <w:right w:val="single" w:sz="12" w:space="0" w:color="auto"/>
+          </w:tcBorders>
+        </w:tcPr>
+        <w:p>
+          <w:pPr>
+            <w:pStyle w:val="afff0"/>
+            <w:suppressAutoHyphens/>
+            <w:spacing w:line="240" w:lineRule="auto"/>
+            <w:rPr>
+              <w:sz w:val="20"/>
+              <w:szCs w:val="20"/>
+            </w:rPr>
+          </w:pPr>
+        </w:p>
+      </w:tc>
+      <w:tc>
+        <w:tcPr>
+          <w:tcW w:w="992" w:type="dxa"/>
+          <w:tcBorders>
+            <w:top w:val="single" w:sz="6" w:space="0" w:color="auto"/>
+            <w:left w:val="single" w:sz="12" w:space="0" w:color="auto"/>
+            <w:bottom w:val="single" w:sz="12" w:space="0" w:color="auto"/>
+            <w:right w:val="single" w:sz="12" w:space="0" w:color="auto"/>
+          </w:tcBorders>
+        </w:tcPr>
+        <w:p>
+          <w:pPr>
+            <w:pStyle w:val="afff0"/>
+            <w:suppressAutoHyphens/>
+            <w:spacing w:line="240" w:lineRule="auto"/>
+            <w:rPr>
+              <w:sz w:val="20"/>
+              <w:szCs w:val="20"/>
+            </w:rPr>
+          </w:pPr>
+        </w:p>
+      </w:tc>
+      <w:tc>
+        <w:tcPr>
+          <w:tcW w:w="1145" w:type="dxa"/>
+          <w:tcBorders>
+            <w:top w:val="single" w:sz="6" w:space="0" w:color="auto"/>
+            <w:left w:val="single" w:sz="12" w:space="0" w:color="auto"/>
+            <w:bottom w:val="single" w:sz="12" w:space="0" w:color="auto"/>
+            <w:right w:val="single" w:sz="12" w:space="0" w:color="auto"/>
+          </w:tcBorders>
+        </w:tcPr>
+        <w:p>
+          <w:pPr>
+            <w:pStyle w:val="afff0"/>
+            <w:suppressAutoHyphens/>
+            <w:spacing w:line="240" w:lineRule="auto"/>
+            <w:rPr>
+              <w:sz w:val="20"/>
+              <w:szCs w:val="20"/>
+            </w:rPr>
+          </w:pPr>
+        </w:p>
+      </w:tc>
+      <w:tc>
+        <w:tcPr>
+          <w:tcW w:w="992" w:type="dxa"/>
+          <w:tcBorders>
+            <w:left w:val="single" w:sz="12" w:space="0" w:color="auto"/>
+          </w:tcBorders>
+        </w:tcPr>
+        <w:p>
+          <w:pPr>
+            <w:pStyle w:val="afff0"/>
+            <w:suppressAutoHyphens/>
+            <w:spacing w:line="240" w:lineRule="auto"/>
+            <w:rPr>
+              <w:sz w:val="20"/>
+              <w:szCs w:val="20"/>
+            </w:rPr>
+          </w:pPr>
+        </w:p>
+      </w:tc>
+    </w:tr>
+  </w:tbl>
+  <w:p>
+    <w:pPr>
+      <w:pStyle w:val="a7"/>
+      <w:jc w:val="center"/>
+    </w:pPr>
+  </w:p>
+  <w:p>
+    <w:pPr>
+      <w:pStyle w:val="a7"/>
+      <w:jc w:val="center"/>
+    </w:pPr>
+  </w:p>
+  <w:p>
+    <w:pPr>
+      <w:pStyle w:val="a7"/>
+      <w:jc w:val="center"/>
+    </w:pPr>
+  </w:p>
+  <w:p>
+    <w:pPr>
+      <w:pStyle w:val="a7"/>
+      <w:jc w:val="center"/>
+    </w:pPr>
+  </w:p>
+  <w:p>
+    <w:pPr>
+      <w:pStyle w:val="a7"/>
+      <w:jc w:val="center"/>
+    </w:pPr>
+  </w:p>
+  <w:p>
+    <w:pPr>
+      <w:pStyle w:val="a7"/>
+      <w:jc w:val="center"/>
+    </w:pPr>
+  </w:p>
+  <w:p>
+    <w:pPr>
+      <w:pStyle w:val="a7"/>
+      <w:jc w:val="center"/>
+    </w:pPr>
+  </w:p>
+  <w:p>
+    <w:pPr>
+      <w:pStyle w:val="a7"/>
+      <w:jc w:val="center"/>
+    </w:pPr>
+  </w:p>
+  <w:p>
+    <w:pPr>
+      <w:pStyle w:val="a7"/>
+      <w:jc w:val="center"/>
+    </w:pPr>
+  </w:p>
+  <w:p>
+    <w:pPr>
+      <w:pStyle w:val="a7"/>
+      <w:jc w:val="center"/>
+    </w:pPr>
+    <w:bookmarkStart w:id="2" w:name="_Hlk226346441"/>
+    <w:proofErr w:type="gramStart"/>
+    <w:r>
+      <w:rPr>
+        <w:rFonts w:eastAsia="Times New Roman" w:cs="Times New Roman"/>
+        <w:sz w:val="24"/>
+        <w:szCs w:val="24"/>
+        <w:lang w:val="ru-RU" w:eastAsia="ru-RU"/>
+      </w:rPr>
+      <w:t xml:space="preserve">{{ </w:t>
+    </w:r>
+    <w:r>
+      <w:rPr>
+        <w:rFonts w:eastAsia="Times New Roman" w:cs="Times New Roman"/>
+        <w:sz w:val="24"/>
+        <w:szCs w:val="24"/>
+        <w:lang w:eastAsia="ru-RU"/>
+      </w:rPr>
+      <w:t>PROJECT</w:t>
+    </w:r>
+    <w:proofErr w:type="gramEnd"/>
+    <w:r>
+      <w:rPr>
+        <w:rFonts w:eastAsia="Times New Roman" w:cs="Times New Roman"/>
+        <w:sz w:val="24"/>
+        <w:szCs w:val="24"/>
+        <w:lang w:val="ru-RU" w:eastAsia="ru-RU"/>
+      </w:rPr>
+      <w:t>_</w:t>
+    </w:r>
+    <w:r>
+      <w:rPr>
+        <w:rFonts w:eastAsia="Times New Roman" w:cs="Times New Roman"/>
+        <w:sz w:val="24"/>
+        <w:szCs w:val="24"/>
+        <w:lang w:eastAsia="ru-RU"/>
+      </w:rPr>
+      <w:t>YEAR</w:t>
+    </w:r>
+    <w:r>
+      <w:rPr>
+        <w:rFonts w:eastAsia="Times New Roman" w:cs="Times New Roman"/>
+        <w:sz w:val="24"/>
+        <w:szCs w:val="24"/>
+        <w:lang w:val="ru-RU" w:eastAsia="ru-RU"/>
+      </w:rPr>
+      <w:t xml:space="preserve"> }} г.</w:t>
+    </w:r>
+  </w:p>
+  <w:bookmarkEnd w:id="2"/>
+  <w:p>
+    <w:pPr>
+      <w:pStyle w:val="a7"/>
     </w:pPr>
   </w:p>
 </w:ftr>
 </file>
 
 <file path=word/footer3.xml><?xml version="1.0" encoding="utf-8"?>
+<w:ftr xmlns:wpc="http://schemas.microsoft.com/office/word/2010/wordprocessingCanvas" xmlns:cx="http://schemas.microsoft.com/office/drawing/2014/chartex" xmlns:cx1="http://schemas.microsoft.com/office/drawing/2015/9/8/chartex" xmlns:cx2="http://schemas.microsoft.com/office/drawing/2015/10/21/chartex" xmlns:cx3="http://schemas.microsoft.com/office/drawing/2016/5/9/chartex" xmlns:cx4="http://schemas.microsoft.com/office/drawing/2016/5/10/chartex" xmlns:cx5="http://schemas.microsoft.com/office/drawing/2016/5/11/chartex" xmlns:cx6="http://schemas.microsoft.com/office/drawing/2016/5/12/chartex" xmlns:cx7="http://schemas.microsoft.com/office/drawing/2016/5/13/chartex" xmlns:cx8="http://schemas.microsoft.com/office/drawing/2016/5/14/chartex" xmlns:mc="http://schemas.openxmlformats.org/markup-compatibility/2006" xmlns:aink="http://schemas.microsoft.com/office/drawing/2016/ink" xmlns:am3d="http://schemas.microsoft.com/office/drawing/2017/model3d" xmlns:o="urn:schemas-microsoft-com:office:office" xmlns:oel="http://schemas.microsoft.com/office/2019/extlst" xmlns:r="http://schemas.openxmlformats.org/officeDocument/2006/relationships" xmlns:m="http://schemas.openxmlformats.org/officeDocument/2006/math" xmlns:v="urn:schemas-microsoft-com:vml" xmlns:wp14="http://schemas.microsoft.com/office/word/2010/wordprocessingDrawing" xmlns:wp="http://schemas.openxmlformats.org/drawingml/2006/wordprocessingDrawing" xmlns:w10="urn:schemas-microsoft-com:office:word" xmlns:w="http://schemas.openxmlformats.org/wordprocessingml/2006/main" xmlns:w14="http://schemas.microsoft.com/office/word/2010/wordml" xmlns:w15="http://schemas.microsoft.com/office/word/2012/wordml" xmlns:w16cex="http://schemas.microsoft.com/office/word/2018/wordml/cex" xmlns:w16cid="http://schemas.microsoft.com/office/word/2016/wordml/cid" xmlns:w16="http://schemas.microsoft.com/office/word/2018/wordml" xmlns:w16sdtdh="http://schemas.microsoft.com/office/word/2020/wordml/sdtdatahash" xmlns:w16se="http://schemas.microsoft.com/office/word/2015/wordml/symex" xmlns:wpg="http://schemas.microsoft.com/office/word/2010/wordprocessingGroup" xmlns:wpi="http://schemas.microsoft.com/office/word/2010/wordprocessingInk" xmlns:wne="http://schemas.microsoft.com/office/word/2006/wordml" xmlns:wps="http://schemas.microsoft.com/office/word/2010/wordprocessingShape" mc:Ignorable="w14 w15 w16se w16cid w16 w16cex w16sdtdh wp14">
+  <w:p>
+    <w:pPr>
+      <w:pStyle w:val="a7"/>
+      <w:jc w:val="right"/>
+    </w:pPr>
+  </w:p>
+  <w:p>
+    <w:pPr>
+      <w:pStyle w:val="a7"/>
+      <w:jc w:val="center"/>
+    </w:pPr>
+    <w:proofErr w:type="gramStart"/>
+    <w:r>
+      <w:rPr>
+        <w:rFonts w:eastAsia="Times New Roman" w:cs="Times New Roman"/>
+        <w:sz w:val="24"/>
+        <w:szCs w:val="24"/>
+        <w:lang w:val="ru-RU" w:eastAsia="ru-RU"/>
+      </w:rPr>
+      <w:t xml:space="preserve">{{ </w:t>
+    </w:r>
+    <w:r>
+      <w:rPr>
+        <w:rFonts w:eastAsia="Times New Roman" w:cs="Times New Roman"/>
+        <w:sz w:val="24"/>
+        <w:szCs w:val="24"/>
+        <w:lang w:eastAsia="ru-RU"/>
+      </w:rPr>
+      <w:t>PROJECT</w:t>
+    </w:r>
+    <w:proofErr w:type="gramEnd"/>
+    <w:r>
+      <w:rPr>
+        <w:rFonts w:eastAsia="Times New Roman" w:cs="Times New Roman"/>
+        <w:sz w:val="24"/>
+        <w:szCs w:val="24"/>
+        <w:lang w:val="ru-RU" w:eastAsia="ru-RU"/>
+      </w:rPr>
+      <w:t>_</w:t>
+    </w:r>
+    <w:r>
+      <w:rPr>
+        <w:rFonts w:eastAsia="Times New Roman" w:cs="Times New Roman"/>
+        <w:sz w:val="24"/>
+        <w:szCs w:val="24"/>
+        <w:lang w:eastAsia="ru-RU"/>
+      </w:rPr>
+      <w:t>YEAR</w:t>
+    </w:r>
+    <w:r>
+      <w:rPr>
+        <w:rFonts w:eastAsia="Times New Roman" w:cs="Times New Roman"/>
+        <w:sz w:val="24"/>
+        <w:szCs w:val="24"/>
+        <w:lang w:val="ru-RU" w:eastAsia="ru-RU"/>
+      </w:rPr>
+      <w:t xml:space="preserve"> }} г.</w:t>
+    </w:r>
+  </w:p>
+</w:ftr>
+</file>
+
+<file path=word/footer4.xml><?xml version="1.0" encoding="utf-8"?>
+<w:ftr xmlns:wpc="http://schemas.microsoft.com/office/word/2010/wordprocessingCanvas" xmlns:cx="http://schemas.microsoft.com/office/drawing/2014/chartex" xmlns:cx1="http://schemas.microsoft.com/office/drawing/2015/9/8/chartex" xmlns:cx2="http://schemas.microsoft.com/office/drawing/2015/10/21/chartex" xmlns:cx3="http://schemas.microsoft.com/office/drawing/2016/5/9/chartex" xmlns:cx4="http://schemas.microsoft.com/office/drawing/2016/5/10/chartex" xmlns:cx5="http://schemas.microsoft.com/office/drawing/2016/5/11/chartex" xmlns:cx6="http://schemas.microsoft.com/office/drawing/2016/5/12/chartex" xmlns:cx7="http://schemas.microsoft.com/office/drawing/2016/5/13/chartex" xmlns:cx8="http://schemas.microsoft.com/office/drawing/2016/5/14/chartex" xmlns:mc="http://schemas.openxmlformats.org/markup-compatibility/2006" xmlns:aink="http://schemas.microsoft.com/office/drawing/2016/ink" xmlns:am3d="http://schemas.microsoft.com/office/drawing/2017/model3d" xmlns:o="urn:schemas-microsoft-com:office:office" xmlns:oel="http://schemas.microsoft.com/office/2019/extlst" xmlns:r="http://schemas.openxmlformats.org/officeDocument/2006/relationships" xmlns:m="http://schemas.openxmlformats.org/officeDocument/2006/math" xmlns:v="urn:schemas-microsoft-com:vml" xmlns:wp14="http://schemas.microsoft.com/office/word/2010/wordprocessingDrawing" xmlns:wp="http://schemas.openxmlformats.org/drawingml/2006/wordprocessingDrawing" xmlns:w10="urn:schemas-microsoft-com:office:word" xmlns:w="http://schemas.openxmlformats.org/wordprocessingml/2006/main" xmlns:w14="http://schemas.microsoft.com/office/word/2010/wordml" xmlns:w15="http://schemas.microsoft.com/office/word/2012/wordml" xmlns:w16cex="http://schemas.microsoft.com/office/word/2018/wordml/cex" xmlns:w16cid="http://schemas.microsoft.com/office/word/2016/wordml/cid" xmlns:w16="http://schemas.microsoft.com/office/word/2018/wordml" xmlns:w16sdtdh="http://schemas.microsoft.com/office/word/2020/wordml/sdtdatahash" xmlns:w16se="http://schemas.microsoft.com/office/word/2015/wordml/symex" xmlns:wpg="http://schemas.microsoft.com/office/word/2010/wordprocessingGroup" xmlns:wpi="http://schemas.microsoft.com/office/word/2010/wordprocessingInk" xmlns:wne="http://schemas.microsoft.com/office/word/2006/wordml" xmlns:wps="http://schemas.microsoft.com/office/word/2010/wordprocessingShape" mc:Ignorable="w14 w15 w16se w16cid w16 w16cex w16sdtdh wp14">
+  <w:sdt>
+    <w:sdtPr>
+      <w:id w:val="-268008072"/>
+      <w:docPartObj>
+        <w:docPartGallery w:val="Page Numbers (Bottom of Page)"/>
+        <w:docPartUnique/>
+      </w:docPartObj>
+    </w:sdtPr>
+    <w:sdtContent>
+      <w:p>
+        <w:pPr>
+          <w:pStyle w:val="a7"/>
+          <w:jc w:val="right"/>
+        </w:pPr>
+        <w:r>
+          <w:fldChar w:fldCharType="begin"/>
+        </w:r>
+        <w:r>
+          <w:instrText>PAGE   \* MERGEFORMAT</w:instrText>
+        </w:r>
+        <w:r>
+          <w:fldChar w:fldCharType="separate"/>
+        </w:r>
+        <w:r>
+          <w:rPr>
+            <w:lang w:val="ru-RU"/>
+          </w:rPr>
+          <w:t>2</w:t>
+        </w:r>
+        <w:r>
+          <w:fldChar w:fldCharType="end"/>
+        </w:r>
+      </w:p>
+    </w:sdtContent>
+  </w:sdt>
+  <w:p>
+    <w:pPr>
+      <w:pStyle w:val="a7"/>
+    </w:pPr>
+  </w:p>
+</w:ftr>
+</file>
+
+<file path=word/footer5.xml><?xml version="1.0" encoding="utf-8"?>
+<w:ftr xmlns:wpc="http://schemas.microsoft.com/office/word/2010/wordprocessingCanvas" xmlns:cx="http://schemas.microsoft.com/office/drawing/2014/chartex" xmlns:cx1="http://schemas.microsoft.com/office/drawing/2015/9/8/chartex" xmlns:cx2="http://schemas.microsoft.com/office/drawing/2015/10/21/chartex" xmlns:cx3="http://schemas.microsoft.com/office/drawing/2016/5/9/chartex" xmlns:cx4="http://schemas.microsoft.com/office/drawing/2016/5/10/chartex" xmlns:cx5="http://schemas.microsoft.com/office/drawing/2016/5/11/chartex" xmlns:cx6="http://schemas.microsoft.com/office/drawing/2016/5/12/chartex" xmlns:cx7="http://schemas.microsoft.com/office/drawing/2016/5/13/chartex" xmlns:cx8="http://schemas.microsoft.com/office/drawing/2016/5/14/chartex" xmlns:mc="http://schemas.openxmlformats.org/markup-compatibility/2006" xmlns:aink="http://schemas.microsoft.com/office/drawing/2016/ink" xmlns:am3d="http://schemas.microsoft.com/office/drawing/2017/model3d" xmlns:o="urn:schemas-microsoft-com:office:office" xmlns:oel="http://schemas.microsoft.com/office/2019/extlst" xmlns:r="http://schemas.openxmlformats.org/officeDocument/2006/relationships" xmlns:m="http://schemas.openxmlformats.org/officeDocument/2006/math" xmlns:v="urn:schemas-microsoft-com:vml" xmlns:wp14="http://schemas.microsoft.com/office/word/2010/wordprocessingDrawing" xmlns:wp="http://schemas.openxmlformats.org/drawingml/2006/wordprocessingDrawing" xmlns:w10="urn:schemas-microsoft-com:office:word" xmlns:w="http://schemas.openxmlformats.org/wordprocessingml/2006/main" xmlns:w14="http://schemas.microsoft.com/office/word/2010/wordml" xmlns:w15="http://schemas.microsoft.com/office/word/2012/wordml" xmlns:w16cex="http://schemas.microsoft.com/office/word/2018/wordml/cex" xmlns:w16cid="http://schemas.microsoft.com/office/word/2016/wordml/cid" xmlns:w16="http://schemas.microsoft.com/office/word/2018/wordml" xmlns:w16sdtdh="http://schemas.microsoft.com/office/word/2020/wordml/sdtdatahash" xmlns:w16se="http://schemas.microsoft.com/office/word/2015/wordml/symex" xmlns:wpg="http://schemas.microsoft.com/office/word/2010/wordprocessingGroup" xmlns:wpi="http://schemas.microsoft.com/office/word/2010/wordprocessingInk" xmlns:wne="http://schemas.microsoft.com/office/word/2006/wordml" xmlns:wps="http://schemas.microsoft.com/office/word/2010/wordprocessingShape" mc:Ignorable="w14 w15 w16se w16cid w16 w16cex w16sdtdh wp14">
+  <w:p>
+    <w:pPr>
+      <w:pStyle w:val="a7"/>
+      <w:jc w:val="right"/>
+    </w:pPr>
+  </w:p>
+  <w:p>
+    <w:pPr>
+      <w:pStyle w:val="a7"/>
+    </w:pPr>
+  </w:p>
+</w:ftr>
+</file>
+
+<file path=word/footer6.xml><?xml version="1.0" encoding="utf-8"?>
 <w:ftr xmlns:wpc="http://schemas.microsoft.com/office/word/2010/wordprocessingCanvas" xmlns:cx="http://schemas.microsoft.com/office/drawing/2014/chartex" xmlns:cx1="http://schemas.microsoft.com/office/drawing/2015/9/8/chartex" xmlns:cx2="http://schemas.microsoft.com/office/drawing/2015/10/21/chartex" xmlns:cx3="http://schemas.microsoft.com/office/drawing/2016/5/9/chartex" xmlns:cx4="http://schemas.microsoft.com/office/drawing/2016/5/10/chartex" xmlns:cx5="http://schemas.microsoft.com/office/drawing/2016/5/11/chartex" xmlns:cx6="http://schemas.microsoft.com/office/drawing/2016/5/12/chartex" xmlns:cx7="http://schemas.microsoft.com/office/drawing/2016/5/13/chartex" xmlns:cx8="http://schemas.microsoft.com/office/drawing/2016/5/14/chartex" xmlns:mc="http://schemas.openxmlformats.org/markup-compatibility/2006" xmlns:aink="http://schemas.microsoft.com/office/drawing/2016/ink" xmlns:am3d="http://schemas.microsoft.com/office/drawing/2017/model3d" xmlns:o="urn:schemas-microsoft-com:office:office" xmlns:oel="http://schemas.microsoft.com/office/2019/extlst" xmlns:r="http://schemas.openxmlformats.org/officeDocument/2006/relationships" xmlns:m="http://schemas.openxmlformats.org/officeDocument/2006/math" xmlns:v="urn:schemas-microsoft-com:vml" xmlns:wp14="http://schemas.microsoft.com/office/word/2010/wordprocessingDrawing" xmlns:wp="http://schemas.openxmlformats.org/drawingml/2006/wordprocessingDrawing" xmlns:w10="urn:schemas-microsoft-com:office:word" xmlns:w="http://schemas.openxmlformats.org/wordprocessingml/2006/main" xmlns:w14="http://schemas.microsoft.com/office/word/2010/wordml" xmlns:w15="http://schemas.microsoft.com/office/word/2012/wordml" xmlns:w16cex="http://schemas.microsoft.com/office/word/2018/wordml/cex" xmlns:w16cid="http://schemas.microsoft.com/office/word/2016/wordml/cid" xmlns:w16="http://schemas.microsoft.com/office/word/2018/wordml" xmlns:w16sdtdh="http://schemas.microsoft.com/office/word/2020/wordml/sdtdatahash" xmlns:w16se="http://schemas.microsoft.com/office/word/2015/wordml/symex" xmlns:wpg="http://schemas.microsoft.com/office/word/2010/wordprocessingGroup" xmlns:wpi="http://schemas.microsoft.com/office/word/2010/wordprocessingInk" xmlns:wne="http://schemas.microsoft.com/office/word/2006/wordml" xmlns:wps="http://schemas.microsoft.com/office/word/2010/wordprocessingShape" mc:Ignorable="w14 w15 w16se w16cid w16 w16cex w16sdtdh wp14">
   <w:sdt>
     <w:sdtPr>
@@ -2822,6 +4845,444 @@
     </w:p>
   </w:footnote>
 </w:footnotes>
+</file>
+
+<file path=word/header1.xml><?xml version="1.0" encoding="utf-8"?>
+<w:hdr xmlns:wpc="http://schemas.microsoft.com/office/word/2010/wordprocessingCanvas" xmlns:cx="http://schemas.microsoft.com/office/drawing/2014/chartex" xmlns:cx1="http://schemas.microsoft.com/office/drawing/2015/9/8/chartex" xmlns:cx2="http://schemas.microsoft.com/office/drawing/2015/10/21/chartex" xmlns:cx3="http://schemas.microsoft.com/office/drawing/2016/5/9/chartex" xmlns:cx4="http://schemas.microsoft.com/office/drawing/2016/5/10/chartex" xmlns:cx5="http://schemas.microsoft.com/office/drawing/2016/5/11/chartex" xmlns:cx6="http://schemas.microsoft.com/office/drawing/2016/5/12/chartex" xmlns:cx7="http://schemas.microsoft.com/office/drawing/2016/5/13/chartex" xmlns:cx8="http://schemas.microsoft.com/office/drawing/2016/5/14/chartex" xmlns:mc="http://schemas.openxmlformats.org/markup-compatibility/2006" xmlns:aink="http://schemas.microsoft.com/office/drawing/2016/ink" xmlns:am3d="http://schemas.microsoft.com/office/drawing/2017/model3d" xmlns:o="urn:schemas-microsoft-com:office:office" xmlns:oel="http://schemas.microsoft.com/office/2019/extlst" xmlns:r="http://schemas.openxmlformats.org/officeDocument/2006/relationships" xmlns:m="http://schemas.openxmlformats.org/officeDocument/2006/math" xmlns:v="urn:schemas-microsoft-com:vml" xmlns:wp14="http://schemas.microsoft.com/office/word/2010/wordprocessingDrawing" xmlns:wp="http://schemas.openxmlformats.org/drawingml/2006/wordprocessingDrawing" xmlns:w10="urn:schemas-microsoft-com:office:word" xmlns:w="http://schemas.openxmlformats.org/wordprocessingml/2006/main" xmlns:w14="http://schemas.microsoft.com/office/word/2010/wordml" xmlns:w15="http://schemas.microsoft.com/office/word/2012/wordml" xmlns:w16cex="http://schemas.microsoft.com/office/word/2018/wordml/cex" xmlns:w16cid="http://schemas.microsoft.com/office/word/2016/wordml/cid" xmlns:w16="http://schemas.microsoft.com/office/word/2018/wordml" xmlns:w16sdtdh="http://schemas.microsoft.com/office/word/2020/wordml/sdtdatahash" xmlns:w16se="http://schemas.microsoft.com/office/word/2015/wordml/symex" xmlns:wpg="http://schemas.microsoft.com/office/word/2010/wordprocessingGroup" xmlns:wpi="http://schemas.microsoft.com/office/word/2010/wordprocessingInk" xmlns:wne="http://schemas.microsoft.com/office/word/2006/wordml" xmlns:wps="http://schemas.microsoft.com/office/word/2010/wordprocessingShape" mc:Ignorable="w14 w15 w16se w16cid w16 w16cex w16sdtdh wp14">
+  <w:p>
+    <w:pPr>
+      <w:spacing w:line="240" w:lineRule="auto"/>
+      <w:ind w:left="1701" w:right="801"/>
+      <w:jc w:val="center"/>
+      <w:rPr>
+        <w:rFonts w:ascii="Arial" w:hAnsi="Arial" w:cs="Arial"/>
+        <w:b/>
+        <w:caps/>
+        <w:lang w:val="ru-RU"/>
+      </w:rPr>
+    </w:pPr>
+    <w:bookmarkStart w:id="1" w:name="_Hlk226346411"/>
+    <w:r>
+      <w:rPr>
+        <w:rFonts w:ascii="Arial" w:hAnsi="Arial" w:cs="Arial"/>
+        <w:b/>
+        <w:caps/>
+        <w:lang w:val="ru-RU"/>
+      </w:rPr>
+      <w:t xml:space="preserve">ОБЩЕСТВО С ОГРАНИЧЕННОЙ ОТВЕТСТВЕННОСТЬЮ «НЕФТЕСТРОЙПРОЕКТ» </w:t>
+    </w:r>
+  </w:p>
+  <w:bookmarkEnd w:id="1"/>
+  <w:p>
+    <w:pPr>
+      <w:pStyle w:val="a5"/>
+    </w:pPr>
+    <w:r>
+      <w:rPr>
+        <w:noProof/>
+      </w:rPr>
+      <mc:AlternateContent>
+        <mc:Choice Requires="wps">
+          <w:drawing>
+            <wp:anchor distT="0" distB="0" distL="114300" distR="114300" simplePos="0" relativeHeight="251657216" behindDoc="0" locked="0" layoutInCell="1" allowOverlap="1" wp14:anchorId="3AF18FDA" wp14:editId="60287D21">
+              <wp:simplePos x="0" y="0"/>
+              <wp:positionH relativeFrom="page">
+                <wp:posOffset>800100</wp:posOffset>
+              </wp:positionH>
+              <wp:positionV relativeFrom="page">
+                <wp:posOffset>266700</wp:posOffset>
+              </wp:positionV>
+              <wp:extent cx="6694714" cy="9514115"/>
+              <wp:effectExtent l="0" t="0" r="11430" b="11430"/>
+              <wp:wrapNone/>
+              <wp:docPr id="4" name="Прямоугольник 4"/>
+              <wp:cNvGraphicFramePr>
+                <a:graphicFrameLocks xmlns:a="http://schemas.openxmlformats.org/drawingml/2006/main"/>
+              </wp:cNvGraphicFramePr>
+              <a:graphic xmlns:a="http://schemas.openxmlformats.org/drawingml/2006/main">
+                <a:graphicData uri="http://schemas.microsoft.com/office/word/2010/wordprocessingShape">
+                  <wps:wsp>
+                    <wps:cNvSpPr>
+                      <a:spLocks/>
+                    </wps:cNvSpPr>
+                    <wps:spPr>
+                      <a:xfrm>
+                        <a:off x="0" y="0"/>
+                        <a:ext cx="6694714" cy="9514115"/>
+                      </a:xfrm>
+                      <a:prstGeom prst="rect">
+                        <a:avLst/>
+                      </a:prstGeom>
+                      <a:noFill/>
+                      <a:ln w="9525" cap="flat" cmpd="sng" algn="ctr">
+                        <a:solidFill>
+                          <a:sysClr val="windowText" lastClr="000000"/>
+                        </a:solidFill>
+                        <a:prstDash val="solid"/>
+                        <a:miter lim="800000"/>
+                      </a:ln>
+                      <a:effectLst/>
+                    </wps:spPr>
+                    <wps:bodyPr rot="0" spcFirstLastPara="0" vertOverflow="overflow" horzOverflow="overflow" vert="horz" wrap="square" lIns="91440" tIns="45720" rIns="91440" bIns="45720" numCol="1" spcCol="0" rtlCol="0" fromWordArt="0" anchor="ctr" anchorCtr="0" forceAA="0" compatLnSpc="1">
+                      <a:prstTxWarp prst="textNoShape">
+                        <a:avLst/>
+                      </a:prstTxWarp>
+                      <a:noAutofit/>
+                    </wps:bodyPr>
+                  </wps:wsp>
+                </a:graphicData>
+              </a:graphic>
+              <wp14:sizeRelH relativeFrom="margin">
+                <wp14:pctWidth>0</wp14:pctWidth>
+              </wp14:sizeRelH>
+              <wp14:sizeRelV relativeFrom="margin">
+                <wp14:pctHeight>0</wp14:pctHeight>
+              </wp14:sizeRelV>
+            </wp:anchor>
+          </w:drawing>
+        </mc:Choice>
+        <mc:Fallback>
+          <w:pict>
+            <v:rect w14:anchorId="1ECC8960" id="Прямоугольник 4" o:spid="_x0000_s1026" style="position:absolute;margin-left:63pt;margin-top:21pt;width:527.15pt;height:749.15pt;z-index:251657216;visibility:visible;mso-wrap-style:square;mso-width-percent:0;mso-height-percent:0;mso-wrap-distance-left:9pt;mso-wrap-distance-top:0;mso-wrap-distance-right:9pt;mso-wrap-distance-bottom:0;mso-position-horizontal:absolute;mso-position-horizontal-relative:page;mso-position-vertical:absolute;mso-position-vertical-relative:page;mso-width-percent:0;mso-height-percent:0;mso-width-relative:margin;mso-height-relative:margin;v-text-anchor:middle" o:gfxdata="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" filled="f" strokecolor="windowText">
+              <v:path arrowok="t"/>
+              <w10:wrap anchorx="page" anchory="page"/>
+            </v:rect>
+          </w:pict>
+        </mc:Fallback>
+      </mc:AlternateContent>
+    </w:r>
+  </w:p>
+</w:hdr>
+</file>
+
+<file path=word/header2.xml><?xml version="1.0" encoding="utf-8"?>
+<w:hdr xmlns:wpc="http://schemas.microsoft.com/office/word/2010/wordprocessingCanvas" xmlns:cx="http://schemas.microsoft.com/office/drawing/2014/chartex" xmlns:cx1="http://schemas.microsoft.com/office/drawing/2015/9/8/chartex" xmlns:cx2="http://schemas.microsoft.com/office/drawing/2015/10/21/chartex" xmlns:cx3="http://schemas.microsoft.com/office/drawing/2016/5/9/chartex" xmlns:cx4="http://schemas.microsoft.com/office/drawing/2016/5/10/chartex" xmlns:cx5="http://schemas.microsoft.com/office/drawing/2016/5/11/chartex" xmlns:cx6="http://schemas.microsoft.com/office/drawing/2016/5/12/chartex" xmlns:cx7="http://schemas.microsoft.com/office/drawing/2016/5/13/chartex" xmlns:cx8="http://schemas.microsoft.com/office/drawing/2016/5/14/chartex" xmlns:mc="http://schemas.openxmlformats.org/markup-compatibility/2006" xmlns:aink="http://schemas.microsoft.com/office/drawing/2016/ink" xmlns:am3d="http://schemas.microsoft.com/office/drawing/2017/model3d" xmlns:o="urn:schemas-microsoft-com:office:office" xmlns:oel="http://schemas.microsoft.com/office/2019/extlst" xmlns:r="http://schemas.openxmlformats.org/officeDocument/2006/relationships" xmlns:m="http://schemas.openxmlformats.org/officeDocument/2006/math" xmlns:v="urn:schemas-microsoft-com:vml" xmlns:wp14="http://schemas.microsoft.com/office/word/2010/wordprocessingDrawing" xmlns:wp="http://schemas.openxmlformats.org/drawingml/2006/wordprocessingDrawing" xmlns:w10="urn:schemas-microsoft-com:office:word" xmlns:w="http://schemas.openxmlformats.org/wordprocessingml/2006/main" xmlns:w14="http://schemas.microsoft.com/office/word/2010/wordml" xmlns:w15="http://schemas.microsoft.com/office/word/2012/wordml" xmlns:w16cex="http://schemas.microsoft.com/office/word/2018/wordml/cex" xmlns:w16cid="http://schemas.microsoft.com/office/word/2016/wordml/cid" xmlns:w16="http://schemas.microsoft.com/office/word/2018/wordml" xmlns:w16sdtdh="http://schemas.microsoft.com/office/word/2020/wordml/sdtdatahash" xmlns:w16se="http://schemas.microsoft.com/office/word/2015/wordml/symex" xmlns:wpg="http://schemas.microsoft.com/office/word/2010/wordprocessingGroup" xmlns:wpi="http://schemas.microsoft.com/office/word/2010/wordprocessingInk" xmlns:wne="http://schemas.microsoft.com/office/word/2006/wordml" xmlns:wps="http://schemas.microsoft.com/office/word/2010/wordprocessingShape" mc:Ignorable="w14 w15 w16se w16cid w16 w16cex w16sdtdh wp14">
+  <w:p>
+    <w:pPr>
+      <w:spacing w:line="240" w:lineRule="auto"/>
+      <w:ind w:left="1701" w:right="801"/>
+      <w:jc w:val="center"/>
+      <w:rPr>
+        <w:rFonts w:ascii="Arial" w:hAnsi="Arial" w:cs="Arial"/>
+        <w:b/>
+        <w:caps/>
+        <w:lang w:val="ru-RU"/>
+      </w:rPr>
+    </w:pPr>
+    <w:r>
+      <w:rPr>
+        <w:rFonts w:ascii="Arial" w:hAnsi="Arial" w:cs="Arial"/>
+        <w:b/>
+        <w:caps/>
+        <w:lang w:val="ru-RU"/>
+      </w:rPr>
+      <w:t xml:space="preserve">ОБЩЕСТВО С ОГРАНИЧЕННОЙ ОТВЕТСТВЕННОСТЬЮ «НЕФТЕСТРОЙПРОЕКТ» </w:t>
+    </w:r>
+  </w:p>
+  <w:p>
+    <w:pPr>
+      <w:pStyle w:val="a5"/>
+    </w:pPr>
+    <w:r>
+      <w:rPr>
+        <w:noProof/>
+      </w:rPr>
+      <mc:AlternateContent>
+        <mc:Choice Requires="wps">
+          <w:drawing>
+            <wp:anchor distT="0" distB="0" distL="114300" distR="114300" simplePos="0" relativeHeight="251656192" behindDoc="0" locked="0" layoutInCell="1" allowOverlap="1" wp14:anchorId="0C553A27" wp14:editId="3CA49181">
+              <wp:simplePos x="0" y="0"/>
+              <wp:positionH relativeFrom="page">
+                <wp:posOffset>800100</wp:posOffset>
+              </wp:positionH>
+              <wp:positionV relativeFrom="page">
+                <wp:posOffset>266700</wp:posOffset>
+              </wp:positionV>
+              <wp:extent cx="6694714" cy="9514115"/>
+              <wp:effectExtent l="0" t="0" r="11430" b="11430"/>
+              <wp:wrapNone/>
+              <wp:docPr id="3" name="Прямоугольник 3"/>
+              <wp:cNvGraphicFramePr>
+                <a:graphicFrameLocks xmlns:a="http://schemas.openxmlformats.org/drawingml/2006/main"/>
+              </wp:cNvGraphicFramePr>
+              <a:graphic xmlns:a="http://schemas.openxmlformats.org/drawingml/2006/main">
+                <a:graphicData uri="http://schemas.microsoft.com/office/word/2010/wordprocessingShape">
+                  <wps:wsp>
+                    <wps:cNvSpPr>
+                      <a:spLocks/>
+                    </wps:cNvSpPr>
+                    <wps:spPr>
+                      <a:xfrm>
+                        <a:off x="0" y="0"/>
+                        <a:ext cx="6694714" cy="9514115"/>
+                      </a:xfrm>
+                      <a:prstGeom prst="rect">
+                        <a:avLst/>
+                      </a:prstGeom>
+                      <a:noFill/>
+                      <a:ln w="9525" cap="flat" cmpd="sng" algn="ctr">
+                        <a:solidFill>
+                          <a:sysClr val="windowText" lastClr="000000"/>
+                        </a:solidFill>
+                        <a:prstDash val="solid"/>
+                        <a:miter lim="800000"/>
+                      </a:ln>
+                      <a:effectLst/>
+                    </wps:spPr>
+                    <wps:bodyPr rot="0" spcFirstLastPara="0" vertOverflow="overflow" horzOverflow="overflow" vert="horz" wrap="square" lIns="91440" tIns="45720" rIns="91440" bIns="45720" numCol="1" spcCol="0" rtlCol="0" fromWordArt="0" anchor="ctr" anchorCtr="0" forceAA="0" compatLnSpc="1">
+                      <a:prstTxWarp prst="textNoShape">
+                        <a:avLst/>
+                      </a:prstTxWarp>
+                      <a:noAutofit/>
+                    </wps:bodyPr>
+                  </wps:wsp>
+                </a:graphicData>
+              </a:graphic>
+              <wp14:sizeRelH relativeFrom="margin">
+                <wp14:pctWidth>0</wp14:pctWidth>
+              </wp14:sizeRelH>
+              <wp14:sizeRelV relativeFrom="margin">
+                <wp14:pctHeight>0</wp14:pctHeight>
+              </wp14:sizeRelV>
+            </wp:anchor>
+          </w:drawing>
+        </mc:Choice>
+        <mc:Fallback>
+          <w:pict>
+            <v:rect w14:anchorId="7C3C6964" id="Прямоугольник 3" o:spid="_x0000_s1026" style="position:absolute;margin-left:63pt;margin-top:21pt;width:527.15pt;height:749.15pt;z-index:251656192;visibility:visible;mso-wrap-style:square;mso-width-percent:0;mso-height-percent:0;mso-wrap-distance-left:9pt;mso-wrap-distance-top:0;mso-wrap-distance-right:9pt;mso-wrap-distance-bottom:0;mso-position-horizontal:absolute;mso-position-horizontal-relative:page;mso-position-vertical:absolute;mso-position-vertical-relative:page;mso-width-percent:0;mso-height-percent:0;mso-width-relative:margin;mso-height-relative:margin;v-text-anchor:middle" o:gfxdata="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" filled="f" strokecolor="windowText">
+              <v:path arrowok="t"/>
+              <w10:wrap anchorx="page" anchory="page"/>
+            </v:rect>
+          </w:pict>
+        </mc:Fallback>
+      </mc:AlternateContent>
+    </w:r>
+  </w:p>
+</w:hdr>
+</file>
+
+<file path=word/header3.xml><?xml version="1.0" encoding="utf-8"?>
+<w:hdr xmlns:wpc="http://schemas.microsoft.com/office/word/2010/wordprocessingCanvas" xmlns:cx="http://schemas.microsoft.com/office/drawing/2014/chartex" xmlns:cx1="http://schemas.microsoft.com/office/drawing/2015/9/8/chartex" xmlns:cx2="http://schemas.microsoft.com/office/drawing/2015/10/21/chartex" xmlns:cx3="http://schemas.microsoft.com/office/drawing/2016/5/9/chartex" xmlns:cx4="http://schemas.microsoft.com/office/drawing/2016/5/10/chartex" xmlns:cx5="http://schemas.microsoft.com/office/drawing/2016/5/11/chartex" xmlns:cx6="http://schemas.microsoft.com/office/drawing/2016/5/12/chartex" xmlns:cx7="http://schemas.microsoft.com/office/drawing/2016/5/13/chartex" xmlns:cx8="http://schemas.microsoft.com/office/drawing/2016/5/14/chartex" xmlns:mc="http://schemas.openxmlformats.org/markup-compatibility/2006" xmlns:aink="http://schemas.microsoft.com/office/drawing/2016/ink" xmlns:am3d="http://schemas.microsoft.com/office/drawing/2017/model3d" xmlns:o="urn:schemas-microsoft-com:office:office" xmlns:oel="http://schemas.microsoft.com/office/2019/extlst" xmlns:r="http://schemas.openxmlformats.org/officeDocument/2006/relationships" xmlns:m="http://schemas.openxmlformats.org/officeDocument/2006/math" xmlns:v="urn:schemas-microsoft-com:vml" xmlns:wp14="http://schemas.microsoft.com/office/word/2010/wordprocessingDrawing" xmlns:wp="http://schemas.openxmlformats.org/drawingml/2006/wordprocessingDrawing" xmlns:w10="urn:schemas-microsoft-com:office:word" xmlns:w="http://schemas.openxmlformats.org/wordprocessingml/2006/main" xmlns:w14="http://schemas.microsoft.com/office/word/2010/wordml" xmlns:w15="http://schemas.microsoft.com/office/word/2012/wordml" xmlns:w16cex="http://schemas.microsoft.com/office/word/2018/wordml/cex" xmlns:w16cid="http://schemas.microsoft.com/office/word/2016/wordml/cid" xmlns:w16="http://schemas.microsoft.com/office/word/2018/wordml" xmlns:w16sdtdh="http://schemas.microsoft.com/office/word/2020/wordml/sdtdatahash" xmlns:w16se="http://schemas.microsoft.com/office/word/2015/wordml/symex" xmlns:wpg="http://schemas.microsoft.com/office/word/2010/wordprocessingGroup" xmlns:wpi="http://schemas.microsoft.com/office/word/2010/wordprocessingInk" xmlns:wne="http://schemas.microsoft.com/office/word/2006/wordml" xmlns:wps="http://schemas.microsoft.com/office/word/2010/wordprocessingShape" mc:Ignorable="w14 w15 w16se w16cid w16 w16cex w16sdtdh wp14">
+  <w:p>
+    <w:pPr>
+      <w:pStyle w:val="a5"/>
+      <w:jc w:val="center"/>
+    </w:pPr>
+    <w:r>
+      <w:rPr>
+        <w:rStyle w:val="afff1"/>
+        <w:noProof/>
+      </w:rPr>
+      <w:drawing>
+        <wp:inline distT="0" distB="0" distL="0" distR="0" wp14:anchorId="57B01C84" wp14:editId="1A42E207">
+          <wp:extent cx="2987040" cy="701040"/>
+          <wp:effectExtent l="0" t="0" r="3810" b="3810"/>
+          <wp:docPr id="11" name="Рисунок 11"/>
+          <wp:cNvGraphicFramePr>
+            <a:graphicFrameLocks xmlns:a="http://schemas.openxmlformats.org/drawingml/2006/main" noChangeAspect="1"/>
+          </wp:cNvGraphicFramePr>
+          <a:graphic xmlns:a="http://schemas.openxmlformats.org/drawingml/2006/main">
+            <a:graphicData uri="http://schemas.openxmlformats.org/drawingml/2006/picture">
+              <pic:pic xmlns:pic="http://schemas.openxmlformats.org/drawingml/2006/picture">
+                <pic:nvPicPr>
+                  <pic:cNvPr id="0" name="Рисунок 1"/>
+                  <pic:cNvPicPr>
+                    <a:picLocks noChangeAspect="1" noChangeArrowheads="1"/>
+                  </pic:cNvPicPr>
+                </pic:nvPicPr>
+                <pic:blipFill>
+                  <a:blip r:embed="rId1">
+                    <a:extLst>
+                      <a:ext uri="{28A0092B-C50C-407E-A947-70E740481C1C}">
+                        <a14:useLocalDpi xmlns:a14="http://schemas.microsoft.com/office/drawing/2010/main" val="0"/>
+                      </a:ext>
+                    </a:extLst>
+                  </a:blip>
+                  <a:srcRect/>
+                  <a:stretch>
+                    <a:fillRect/>
+                  </a:stretch>
+                </pic:blipFill>
+                <pic:spPr bwMode="auto">
+                  <a:xfrm>
+                    <a:off x="0" y="0"/>
+                    <a:ext cx="2987040" cy="701040"/>
+                  </a:xfrm>
+                  <a:prstGeom prst="rect">
+                    <a:avLst/>
+                  </a:prstGeom>
+                  <a:noFill/>
+                  <a:ln>
+                    <a:noFill/>
+                  </a:ln>
+                </pic:spPr>
+              </pic:pic>
+            </a:graphicData>
+          </a:graphic>
+        </wp:inline>
+      </w:drawing>
+    </w:r>
+    <w:r>
+      <w:rPr>
+        <w:noProof/>
+      </w:rPr>
+      <mc:AlternateContent>
+        <mc:Choice Requires="wps">
+          <w:drawing>
+            <wp:anchor distT="0" distB="0" distL="114300" distR="114300" simplePos="0" relativeHeight="251660288" behindDoc="0" locked="0" layoutInCell="1" allowOverlap="1" wp14:anchorId="19050CFF" wp14:editId="71D04F2D">
+              <wp:simplePos x="0" y="0"/>
+              <wp:positionH relativeFrom="page">
+                <wp:posOffset>800100</wp:posOffset>
+              </wp:positionH>
+              <wp:positionV relativeFrom="page">
+                <wp:posOffset>266700</wp:posOffset>
+              </wp:positionV>
+              <wp:extent cx="6694714" cy="9514115"/>
+              <wp:effectExtent l="0" t="0" r="11430" b="11430"/>
+              <wp:wrapNone/>
+              <wp:docPr id="1" name="Прямоугольник 1"/>
+              <wp:cNvGraphicFramePr>
+                <a:graphicFrameLocks xmlns:a="http://schemas.openxmlformats.org/drawingml/2006/main"/>
+              </wp:cNvGraphicFramePr>
+              <a:graphic xmlns:a="http://schemas.openxmlformats.org/drawingml/2006/main">
+                <a:graphicData uri="http://schemas.microsoft.com/office/word/2010/wordprocessingShape">
+                  <wps:wsp>
+                    <wps:cNvSpPr>
+                      <a:spLocks/>
+                    </wps:cNvSpPr>
+                    <wps:spPr>
+                      <a:xfrm>
+                        <a:off x="0" y="0"/>
+                        <a:ext cx="6694714" cy="9514115"/>
+                      </a:xfrm>
+                      <a:prstGeom prst="rect">
+                        <a:avLst/>
+                      </a:prstGeom>
+                      <a:noFill/>
+                      <a:ln w="9525" cap="flat" cmpd="sng" algn="ctr">
+                        <a:solidFill>
+                          <a:sysClr val="windowText" lastClr="000000"/>
+                        </a:solidFill>
+                        <a:prstDash val="solid"/>
+                        <a:miter lim="800000"/>
+                      </a:ln>
+                      <a:effectLst/>
+                    </wps:spPr>
+                    <wps:bodyPr rot="0" spcFirstLastPara="0" vertOverflow="overflow" horzOverflow="overflow" vert="horz" wrap="square" lIns="91440" tIns="45720" rIns="91440" bIns="45720" numCol="1" spcCol="0" rtlCol="0" fromWordArt="0" anchor="ctr" anchorCtr="0" forceAA="0" compatLnSpc="1">
+                      <a:prstTxWarp prst="textNoShape">
+                        <a:avLst/>
+                      </a:prstTxWarp>
+                      <a:noAutofit/>
+                    </wps:bodyPr>
+                  </wps:wsp>
+                </a:graphicData>
+              </a:graphic>
+              <wp14:sizeRelH relativeFrom="margin">
+                <wp14:pctWidth>0</wp14:pctWidth>
+              </wp14:sizeRelH>
+              <wp14:sizeRelV relativeFrom="margin">
+                <wp14:pctHeight>0</wp14:pctHeight>
+              </wp14:sizeRelV>
+            </wp:anchor>
+          </w:drawing>
+        </mc:Choice>
+        <mc:Fallback>
+          <w:pict>
+            <v:rect w14:anchorId="153CA3DA" id="Прямоугольник 1" o:spid="_x0000_s1026" style="position:absolute;margin-left:63pt;margin-top:21pt;width:527.15pt;height:749.15pt;z-index:251660288;visibility:visible;mso-wrap-style:square;mso-width-percent:0;mso-height-percent:0;mso-wrap-distance-left:9pt;mso-wrap-distance-top:0;mso-wrap-distance-right:9pt;mso-wrap-distance-bottom:0;mso-position-horizontal:absolute;mso-position-horizontal-relative:page;mso-position-vertical:absolute;mso-position-vertical-relative:page;mso-width-percent:0;mso-height-percent:0;mso-width-relative:margin;mso-height-relative:margin;v-text-anchor:middle" o:gfxdata="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" filled="f" strokecolor="windowText">
+              <v:path arrowok="t"/>
+              <w10:wrap anchorx="page" anchory="page"/>
+            </v:rect>
+          </w:pict>
+        </mc:Fallback>
+      </mc:AlternateContent>
+    </w:r>
+  </w:p>
+</w:hdr>
+</file>
+
+<file path=word/header4.xml><?xml version="1.0" encoding="utf-8"?>
+<w:hdr xmlns:wpc="http://schemas.microsoft.com/office/word/2010/wordprocessingCanvas" xmlns:cx="http://schemas.microsoft.com/office/drawing/2014/chartex" xmlns:cx1="http://schemas.microsoft.com/office/drawing/2015/9/8/chartex" xmlns:cx2="http://schemas.microsoft.com/office/drawing/2015/10/21/chartex" xmlns:cx3="http://schemas.microsoft.com/office/drawing/2016/5/9/chartex" xmlns:cx4="http://schemas.microsoft.com/office/drawing/2016/5/10/chartex" xmlns:cx5="http://schemas.microsoft.com/office/drawing/2016/5/11/chartex" xmlns:cx6="http://schemas.microsoft.com/office/drawing/2016/5/12/chartex" xmlns:cx7="http://schemas.microsoft.com/office/drawing/2016/5/13/chartex" xmlns:cx8="http://schemas.microsoft.com/office/drawing/2016/5/14/chartex" xmlns:mc="http://schemas.openxmlformats.org/markup-compatibility/2006" xmlns:aink="http://schemas.microsoft.com/office/drawing/2016/ink" xmlns:am3d="http://schemas.microsoft.com/office/drawing/2017/model3d" xmlns:o="urn:schemas-microsoft-com:office:office" xmlns:oel="http://schemas.microsoft.com/office/2019/extlst" xmlns:r="http://schemas.openxmlformats.org/officeDocument/2006/relationships" xmlns:m="http://schemas.openxmlformats.org/officeDocument/2006/math" xmlns:v="urn:schemas-microsoft-com:vml" xmlns:wp14="http://schemas.microsoft.com/office/word/2010/wordprocessingDrawing" xmlns:wp="http://schemas.openxmlformats.org/drawingml/2006/wordprocessingDrawing" xmlns:w10="urn:schemas-microsoft-com:office:word" xmlns:w="http://schemas.openxmlformats.org/wordprocessingml/2006/main" xmlns:w14="http://schemas.microsoft.com/office/word/2010/wordml" xmlns:w15="http://schemas.microsoft.com/office/word/2012/wordml" xmlns:w16cex="http://schemas.microsoft.com/office/word/2018/wordml/cex" xmlns:w16cid="http://schemas.microsoft.com/office/word/2016/wordml/cid" xmlns:w16="http://schemas.microsoft.com/office/word/2018/wordml" xmlns:w16sdtdh="http://schemas.microsoft.com/office/word/2020/wordml/sdtdatahash" xmlns:w16se="http://schemas.microsoft.com/office/word/2015/wordml/symex" xmlns:wpg="http://schemas.microsoft.com/office/word/2010/wordprocessingGroup" xmlns:wpi="http://schemas.microsoft.com/office/word/2010/wordprocessingInk" xmlns:wne="http://schemas.microsoft.com/office/word/2006/wordml" xmlns:wps="http://schemas.microsoft.com/office/word/2010/wordprocessingShape" mc:Ignorable="w14 w15 w16se w16cid w16 w16cex w16sdtdh wp14">
+  <w:p>
+    <w:pPr>
+      <w:pStyle w:val="a5"/>
+      <w:jc w:val="center"/>
+    </w:pPr>
+    <w:r>
+      <w:rPr>
+        <w:noProof/>
+      </w:rPr>
+      <mc:AlternateContent>
+        <mc:Choice Requires="wps">
+          <w:drawing>
+            <wp:anchor distT="0" distB="0" distL="114300" distR="114300" simplePos="0" relativeHeight="251664384" behindDoc="0" locked="0" layoutInCell="1" allowOverlap="1" wp14:anchorId="31507B83" wp14:editId="756C7C11">
+              <wp:simplePos x="0" y="0"/>
+              <wp:positionH relativeFrom="page">
+                <wp:posOffset>800100</wp:posOffset>
+              </wp:positionH>
+              <wp:positionV relativeFrom="page">
+                <wp:posOffset>266700</wp:posOffset>
+              </wp:positionV>
+              <wp:extent cx="6694714" cy="9514115"/>
+              <wp:effectExtent l="0" t="0" r="11430" b="11430"/>
+              <wp:wrapNone/>
+              <wp:docPr id="2" name="Прямоугольник 2"/>
+              <wp:cNvGraphicFramePr>
+                <a:graphicFrameLocks xmlns:a="http://schemas.openxmlformats.org/drawingml/2006/main"/>
+              </wp:cNvGraphicFramePr>
+              <a:graphic xmlns:a="http://schemas.openxmlformats.org/drawingml/2006/main">
+                <a:graphicData uri="http://schemas.microsoft.com/office/word/2010/wordprocessingShape">
+                  <wps:wsp>
+                    <wps:cNvSpPr>
+                      <a:spLocks/>
+                    </wps:cNvSpPr>
+                    <wps:spPr>
+                      <a:xfrm>
+                        <a:off x="0" y="0"/>
+                        <a:ext cx="6694714" cy="9514115"/>
+                      </a:xfrm>
+                      <a:prstGeom prst="rect">
+                        <a:avLst/>
+                      </a:prstGeom>
+                      <a:noFill/>
+                      <a:ln w="9525" cap="flat" cmpd="sng" algn="ctr">
+                        <a:solidFill>
+                          <a:sysClr val="windowText" lastClr="000000"/>
+                        </a:solidFill>
+                        <a:prstDash val="solid"/>
+                        <a:miter lim="800000"/>
+                      </a:ln>
+                      <a:effectLst/>
+                    </wps:spPr>
+                    <wps:bodyPr rot="0" spcFirstLastPara="0" vertOverflow="overflow" horzOverflow="overflow" vert="horz" wrap="square" lIns="91440" tIns="45720" rIns="91440" bIns="45720" numCol="1" spcCol="0" rtlCol="0" fromWordArt="0" anchor="ctr" anchorCtr="0" forceAA="0" compatLnSpc="1">
+                      <a:prstTxWarp prst="textNoShape">
+                        <a:avLst/>
+                      </a:prstTxWarp>
+                      <a:noAutofit/>
+                    </wps:bodyPr>
+                  </wps:wsp>
+                </a:graphicData>
+              </a:graphic>
+              <wp14:sizeRelH relativeFrom="margin">
+                <wp14:pctWidth>0</wp14:pctWidth>
+              </wp14:sizeRelH>
+              <wp14:sizeRelV relativeFrom="margin">
+                <wp14:pctHeight>0</wp14:pctHeight>
+              </wp14:sizeRelV>
+            </wp:anchor>
+          </w:drawing>
+        </mc:Choice>
+        <mc:Fallback>
+          <w:pict>
+            <v:rect w14:anchorId="491D35D0" id="Прямоугольник 2" o:spid="_x0000_s1026" style="position:absolute;margin-left:63pt;margin-top:21pt;width:527.15pt;height:749.15pt;z-index:251664384;visibility:visible;mso-wrap-style:square;mso-width-percent:0;mso-height-percent:0;mso-wrap-distance-left:9pt;mso-wrap-distance-top:0;mso-wrap-distance-right:9pt;mso-wrap-distance-bottom:0;mso-position-horizontal:absolute;mso-position-horizontal-relative:page;mso-position-vertical:absolute;mso-position-vertical-relative:page;mso-width-percent:0;mso-height-percent:0;mso-width-relative:margin;mso-height-relative:margin;v-text-anchor:middle" o:gfxdata="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" filled="f" strokecolor="windowText">
+              <v:path arrowok="t"/>
+              <w10:wrap anchorx="page" anchory="page"/>
+            </v:rect>
+          </w:pict>
+        </mc:Fallback>
+      </mc:AlternateContent>
+    </w:r>
+  </w:p>
+</w:hdr>
 </file>
 
 <file path=word/numbering.xml><?xml version="1.0" encoding="utf-8"?>
@@ -7180,8 +9641,8 @@
     <w:lsdException w:name="Normal Indent" w:semiHidden="1" w:unhideWhenUsed="1"/>
     <w:lsdException w:name="footnote text" w:semiHidden="1" w:unhideWhenUsed="1"/>
     <w:lsdException w:name="annotation text" w:semiHidden="1" w:unhideWhenUsed="1"/>
-    <w:lsdException w:name="header" w:semiHidden="1" w:unhideWhenUsed="1"/>
-    <w:lsdException w:name="footer" w:semiHidden="1" w:unhideWhenUsed="1"/>
+    <w:lsdException w:name="header" w:semiHidden="1" w:uiPriority="0" w:unhideWhenUsed="1"/>
+    <w:lsdException w:name="footer" w:semiHidden="1" w:uiPriority="0" w:unhideWhenUsed="1"/>
     <w:lsdException w:name="index heading" w:semiHidden="1" w:unhideWhenUsed="1"/>
     <w:lsdException w:name="caption" w:semiHidden="1" w:uiPriority="0" w:unhideWhenUsed="1" w:qFormat="1"/>
     <w:lsdException w:name="table of figures" w:semiHidden="1" w:unhideWhenUsed="1"/>
@@ -7190,7 +9651,7 @@
     <w:lsdException w:name="footnote reference" w:semiHidden="1" w:unhideWhenUsed="1"/>
     <w:lsdException w:name="annotation reference" w:semiHidden="1" w:unhideWhenUsed="1"/>
     <w:lsdException w:name="line number" w:semiHidden="1" w:unhideWhenUsed="1"/>
-    <w:lsdException w:name="page number" w:semiHidden="1" w:unhideWhenUsed="1"/>
+    <w:lsdException w:name="page number" w:semiHidden="1" w:uiPriority="0" w:unhideWhenUsed="1"/>
     <w:lsdException w:name="endnote reference" w:semiHidden="1" w:unhideWhenUsed="1"/>
     <w:lsdException w:name="endnote text" w:semiHidden="1" w:unhideWhenUsed="1"/>
     <w:lsdException w:name="table of authorities" w:semiHidden="1" w:unhideWhenUsed="1"/>
@@ -7763,10 +10224,9 @@
   </w:style>
   <w:style w:type="paragraph" w:styleId="a5">
     <w:name w:val="header"/>
-    <w:aliases w:val="ВерхКолонтитул,??????? ??????????, Знак6 Знак,Знак6 Знак,I.L.T.,Верхний колонтитул Знак1 Знак,Верхний колонтитул Знак Знак Знак,TI Upper Header"/>
+    <w:aliases w:val="ВерхКолонтитул,??????? ??????????, Знак6 Знак,Знак6 Знак,I.L.T.,Верхний колонтитул Знак1 Знак,Верхний колонтитул Знак Знак Знак,TI Upper Header,Знак14 Знак Знак Знак Знак,Знак14 Знак1 Знак Знак,Знак6 Зн,Знак6, Знак6 ,Верх..."/>
     <w:basedOn w:val="a1"/>
     <w:link w:val="a6"/>
-    <w:uiPriority w:val="99"/>
     <w:unhideWhenUsed/>
     <w:rsid w:val="00E618BF"/>
     <w:pPr>
@@ -7779,7 +10239,7 @@
   </w:style>
   <w:style w:type="character" w:customStyle="1" w:styleId="a6">
     <w:name w:val="Верхний колонтитул Знак"/>
-    <w:aliases w:val="ВерхКолонтитул Знак,??????? ?????????? Знак, Знак6 Знак Знак,Знак6 Знак Знак,I.L.T. Знак,Верхний колонтитул Знак1 Знак Знак,Верхний колонтитул Знак Знак Знак Знак,TI Upper Header Знак"/>
+    <w:aliases w:val="ВерхКолонтитул Знак,??????? ?????????? Знак, Знак6 Знак Знак,Знак6 Знак Знак,I.L.T. Знак,Верхний колонтитул Знак1 Знак Знак,Верхний колонтитул Знак Знак Знак Знак,TI Upper Header Знак,Знак14 Знак Знак Знак Знак Знак"/>
     <w:basedOn w:val="a2"/>
     <w:link w:val="a5"/>
     <w:rsid w:val="00E618BF"/>
@@ -7788,7 +10248,6 @@
     <w:name w:val="footer"/>
     <w:basedOn w:val="a1"/>
     <w:link w:val="a8"/>
-    <w:uiPriority w:val="99"/>
     <w:unhideWhenUsed/>
     <w:rsid w:val="00E618BF"/>
     <w:pPr>
@@ -7803,7 +10262,6 @@
     <w:name w:val="Нижний колонтитул Знак"/>
     <w:basedOn w:val="a2"/>
     <w:link w:val="a7"/>
-    <w:uiPriority w:val="99"/>
     <w:rsid w:val="00E618BF"/>
   </w:style>
   <w:style w:type="paragraph" w:styleId="a9">
@@ -18764,6 +21222,24 @@
       <w:szCs w:val="18"/>
     </w:rPr>
   </w:style>
+  <w:style w:type="paragraph" w:customStyle="1" w:styleId="afff0">
+    <w:name w:val="ВНП текст таблицы"/>
+    <w:basedOn w:val="a1"/>
+    <w:rsid w:val="00B82B87"/>
+    <w:pPr>
+      <w:spacing w:after="0" w:line="360" w:lineRule="auto"/>
+    </w:pPr>
+    <w:rPr>
+      <w:rFonts w:ascii="Arial" w:eastAsia="Times New Roman" w:hAnsi="Arial" w:cs="Arial"/>
+      <w:szCs w:val="24"/>
+      <w:lang w:val="ru-RU" w:eastAsia="ru-RU"/>
+    </w:rPr>
+  </w:style>
+  <w:style w:type="character" w:styleId="afff1">
+    <w:name w:val="page number"/>
+    <w:basedOn w:val="a2"/>
+    <w:rsid w:val="00B82B87"/>
+  </w:style>
 </w:styles>
 </file>
 
